--- a/docs/CI_WORKFLOW.docx
+++ b/docs/CI_WORKFLOW.docx
@@ -4,7 +4,7 @@
   <w:body>
     <w:p>
       <w:pPr>
-        <w:spacing w:after="80" w:before="600"/>
+        <w:spacing w:after="80" w:before="400"/>
         <w:jc w:val="center"/>
       </w:pPr>
       <w:r>
@@ -13,15 +13,15 @@
           <w:caps/>
           <w:color w:val="5A6472"/>
           <w:spacing w:val="40"/>
-          <w:sz w:val="26"/>
-          <w:szCs w:val="26"/>
+          <w:sz w:val="24"/>
+          <w:szCs w:val="24"/>
         </w:rPr>
         <w:t xml:space="preserve">Lab Exercise 2</w:t>
       </w:r>
     </w:p>
     <w:p>
       <w:pPr>
-        <w:spacing w:after="120"/>
+        <w:spacing w:after="100"/>
         <w:jc w:val="center"/>
       </w:pPr>
       <w:r>
@@ -29,10 +29,10 @@
           <w:rFonts w:ascii="Calibri" w:cs="Calibri" w:eastAsia="Calibri" w:hAnsi="Calibri"/>
           <w:b/>
           <w:bCs/>
-          <w:sz w:val="52"/>
-          <w:szCs w:val="52"/>
-        </w:rPr>
-        <w:t xml:space="preserve">Basic CI Workflow Triggered by Commits</w:t>
+          <w:sz w:val="48"/>
+          <w:szCs w:val="48"/>
+        </w:rPr>
+        <w:t xml:space="preserve">CI Workflow Triggered by Commits</w:t>
       </w:r>
     </w:p>
     <w:p>
@@ -40,17 +40,17 @@
         <w:pBdr>
           <w:bottom w:val="single" w:color="D0D7DE" w:sz="8" w:space="8"/>
         </w:pBdr>
-        <w:spacing w:after="400"/>
+        <w:spacing w:after="300"/>
         <w:jc w:val="center"/>
       </w:pPr>
       <w:r>
         <w:rPr>
           <w:rFonts w:ascii="Calibri" w:cs="Calibri" w:eastAsia="Calibri" w:hAnsi="Calibri"/>
           <w:color w:val="444C56"/>
-          <w:sz w:val="28"/>
-          <w:szCs w:val="28"/>
-        </w:rPr>
-        <w:t xml:space="preserve">Implemented with GitHub Actions</w:t>
+          <w:sz w:val="26"/>
+          <w:szCs w:val="26"/>
+        </w:rPr>
+        <w:t xml:space="preserve">GitHub Actions  ·  DevOps Lab  ·  Arpan</w:t>
       </w:r>
     </w:p>
     <w:tbl>
@@ -154,7 +154,7 @@
                 <w:sz w:val="19"/>
                 <w:szCs w:val="19"/>
               </w:rPr>
-              <w:t xml:space="preserve">Course</w:t>
+              <w:t xml:space="preserve">Repository</w:t>
             </w:r>
           </w:p>
         </w:tc>
@@ -181,7 +181,7 @@
                 <w:sz w:val="19"/>
                 <w:szCs w:val="19"/>
               </w:rPr>
-              <w:t xml:space="preserve">DevOps Lab</w:t>
+              <w:t xml:space="preserve">github.com/Arpan7125/Lab2_CI_Workflow (public)</w:t>
             </w:r>
           </w:p>
         </w:tc>
@@ -210,7 +210,7 @@
                 <w:sz w:val="19"/>
                 <w:szCs w:val="19"/>
               </w:rPr>
-              <w:t xml:space="preserve">Instructor</w:t>
+              <w:t xml:space="preserve">Pipeline</w:t>
             </w:r>
           </w:p>
         </w:tc>
@@ -237,7 +237,7 @@
                 <w:sz w:val="19"/>
                 <w:szCs w:val="19"/>
               </w:rPr>
-              <w:t xml:space="preserve">Cynthia T</w:t>
+              <w:t xml:space="preserve">.github/workflows/ci.yml</w:t>
             </w:r>
           </w:p>
         </w:tc>
@@ -266,7 +266,7 @@
                 <w:sz w:val="19"/>
                 <w:szCs w:val="19"/>
               </w:rPr>
-              <w:t xml:space="preserve">Repository</w:t>
+              <w:t xml:space="preserve">Application under test</w:t>
             </w:r>
           </w:p>
         </w:tc>
@@ -293,7 +293,7 @@
                 <w:sz w:val="19"/>
                 <w:szCs w:val="19"/>
               </w:rPr>
-              <w:t xml:space="preserve">github.com/Arpan7125/Lab2_CI_Workflow (public)</w:t>
+              <w:t xml:space="preserve">Node.js calculator module with a Jest suite</w:t>
             </w:r>
           </w:p>
         </w:tc>
@@ -322,7 +322,7 @@
                 <w:sz w:val="19"/>
                 <w:szCs w:val="19"/>
               </w:rPr>
-              <w:t xml:space="preserve">CI platform</w:t>
+              <w:t xml:space="preserve">Status</w:t>
             </w:r>
           </w:p>
         </w:tc>
@@ -349,133 +349,16 @@
                 <w:sz w:val="19"/>
                 <w:szCs w:val="19"/>
               </w:rPr>
-              <w:t xml:space="preserve">GitHub Actions — .github/workflows/ci.yml</w:t>
-            </w:r>
-          </w:p>
-        </w:tc>
-      </w:tr>
-      <w:tr>
-        <w:tc>
-          <w:tcPr>
-            <w:tcW w:type="dxa" w:w="2808"/>
-            <w:tcMar>
-              <w:top w:type="dxa" w:w="60"/>
-              <w:left w:type="dxa" w:w="100"/>
-              <w:bottom w:type="dxa" w:w="60"/>
-              <w:right w:type="dxa" w:w="100"/>
-            </w:tcMar>
-          </w:tcPr>
-          <w:p>
-            <w:pPr>
-              <w:spacing w:after="0" w:line="240"/>
-            </w:pPr>
-            <w:r>
-              <w:rPr>
-                <w:rFonts w:ascii="Calibri" w:cs="Calibri" w:eastAsia="Calibri" w:hAnsi="Calibri"/>
-                <w:b w:val="false"/>
-                <w:bCs w:val="false"/>
-                <w:color w:val="000000"/>
-                <w:sz w:val="19"/>
-                <w:szCs w:val="19"/>
-              </w:rPr>
-              <w:t xml:space="preserve">Application under test</w:t>
-            </w:r>
-          </w:p>
-        </w:tc>
-        <w:tc>
-          <w:tcPr>
-            <w:tcW w:type="dxa" w:w="6552"/>
-            <w:tcMar>
-              <w:top w:type="dxa" w:w="60"/>
-              <w:left w:type="dxa" w:w="100"/>
-              <w:bottom w:type="dxa" w:w="60"/>
-              <w:right w:type="dxa" w:w="100"/>
-            </w:tcMar>
-          </w:tcPr>
-          <w:p>
-            <w:pPr>
-              <w:spacing w:after="0" w:line="240"/>
-            </w:pPr>
-            <w:r>
-              <w:rPr>
-                <w:rFonts w:ascii="Calibri" w:cs="Calibri" w:eastAsia="Calibri" w:hAnsi="Calibri"/>
-                <w:b w:val="false"/>
-                <w:bCs w:val="false"/>
-                <w:color w:val="000000"/>
-                <w:sz w:val="19"/>
-                <w:szCs w:val="19"/>
-              </w:rPr>
-              <w:t xml:space="preserve">Node.js calculator module with a Jest suite</w:t>
-            </w:r>
-          </w:p>
-        </w:tc>
-      </w:tr>
-      <w:tr>
-        <w:tc>
-          <w:tcPr>
-            <w:tcW w:type="dxa" w:w="2808"/>
-            <w:tcMar>
-              <w:top w:type="dxa" w:w="60"/>
-              <w:left w:type="dxa" w:w="100"/>
-              <w:bottom w:type="dxa" w:w="60"/>
-              <w:right w:type="dxa" w:w="100"/>
-            </w:tcMar>
-          </w:tcPr>
-          <w:p>
-            <w:pPr>
-              <w:spacing w:after="0" w:line="240"/>
-            </w:pPr>
-            <w:r>
-              <w:rPr>
-                <w:rFonts w:ascii="Calibri" w:cs="Calibri" w:eastAsia="Calibri" w:hAnsi="Calibri"/>
-                <w:b w:val="false"/>
-                <w:bCs w:val="false"/>
-                <w:color w:val="000000"/>
-                <w:sz w:val="19"/>
-                <w:szCs w:val="19"/>
-              </w:rPr>
-              <w:t xml:space="preserve">Pipeline status</w:t>
-            </w:r>
-          </w:p>
-        </w:tc>
-        <w:tc>
-          <w:tcPr>
-            <w:tcW w:type="dxa" w:w="6552"/>
-            <w:tcMar>
-              <w:top w:type="dxa" w:w="60"/>
-              <w:left w:type="dxa" w:w="100"/>
-              <w:bottom w:type="dxa" w:w="60"/>
-              <w:right w:type="dxa" w:w="100"/>
-            </w:tcMar>
-          </w:tcPr>
-          <w:p>
-            <w:pPr>
-              <w:spacing w:after="0" w:line="240"/>
-            </w:pPr>
-            <w:r>
-              <w:rPr>
-                <w:rFonts w:ascii="Calibri" w:cs="Calibri" w:eastAsia="Calibri" w:hAnsi="Calibri"/>
-                <w:b w:val="false"/>
-                <w:bCs w:val="false"/>
-                <w:color w:val="000000"/>
-                <w:sz w:val="19"/>
-                <w:szCs w:val="19"/>
-              </w:rPr>
-              <w:t xml:space="preserve">3 runs, all successful (5/5 tests, 0 lint errors)</w:t>
+              <w:t xml:space="preserve">3 runs, all successful — 5/5 tests, 0 lint errors</w:t>
             </w:r>
           </w:p>
         </w:tc>
       </w:tr>
     </w:tbl>
     <w:p>
-      <w:r>
-        <w:br w:type="page"/>
-      </w:r>
-    </w:p>
-    <w:p>
       <w:pPr>
         <w:pStyle w:val="Heading1"/>
-        <w:spacing w:after="160" w:before="360"/>
+        <w:spacing w:after="140" w:before="340"/>
       </w:pPr>
       <w:r>
         <w:t xml:space="preserve">1. Objective</w:t>
@@ -491,457 +374,18 @@
           <w:sz w:val="22"/>
           <w:szCs w:val="22"/>
         </w:rPr>
-        <w:t xml:space="preserve">Design and implement a basic Continuous Integration pipeline that runs automatically on every commit pushed to the repository. The pipeline must fetch the code, set up the runtime, install dependencies, check code style, and run the automated test suite — failing loudly if any step breaks.</w:t>
+        <w:t xml:space="preserve">Build a CI pipeline that runs automatically on every commit pushed to the repository, and that lints and tests the code in a clean environment.</w:t>
       </w:r>
     </w:p>
     <w:p>
       <w:pPr>
         <w:pStyle w:val="Heading1"/>
-        <w:spacing w:after="160" w:before="360"/>
-      </w:pPr>
-      <w:r>
-        <w:t xml:space="preserve">2. Why GitHub Actions (and not GitLab CI)</w:t>
-      </w:r>
-    </w:p>
-    <w:tbl>
-      <w:tblPr>
-        <w:tblW w:type="dxa" w:w="9360"/>
-        <w:tblBorders>
-          <w:top w:val="single" w:color="auto" w:sz="4"/>
-          <w:left w:val="single" w:color="auto" w:sz="4"/>
-          <w:bottom w:val="single" w:color="auto" w:sz="4"/>
-          <w:right w:val="single" w:color="auto" w:sz="4"/>
-          <w:insideH w:val="single" w:color="auto" w:sz="4"/>
-          <w:insideV w:val="single" w:color="auto" w:sz="4"/>
-        </w:tblBorders>
-      </w:tblPr>
-      <w:tblGrid>
-        <w:gridCol w:w="2434"/>
-        <w:gridCol w:w="3463"/>
-        <w:gridCol w:w="3463"/>
-      </w:tblGrid>
-      <w:tr>
-        <w:trPr>
-          <w:tblHeader/>
-        </w:trPr>
-        <w:tc>
-          <w:tcPr>
-            <w:tcW w:type="dxa" w:w="2434"/>
-            <w:shd w:fill="24292F" w:val="clear"/>
-            <w:tcMar>
-              <w:top w:type="dxa" w:w="60"/>
-              <w:left w:type="dxa" w:w="100"/>
-              <w:bottom w:type="dxa" w:w="60"/>
-              <w:right w:type="dxa" w:w="100"/>
-            </w:tcMar>
-          </w:tcPr>
-          <w:p>
-            <w:pPr>
-              <w:spacing w:after="0" w:line="240"/>
-            </w:pPr>
-            <w:r>
-              <w:rPr>
-                <w:rFonts w:ascii="Calibri" w:cs="Calibri" w:eastAsia="Calibri" w:hAnsi="Calibri"/>
-                <w:b/>
-                <w:bCs/>
-                <w:color w:val="FFFFFF"/>
-                <w:sz w:val="19"/>
-                <w:szCs w:val="19"/>
-              </w:rPr>
-              <w:t xml:space="preserve">Criterion</w:t>
-            </w:r>
-          </w:p>
-        </w:tc>
-        <w:tc>
-          <w:tcPr>
-            <w:tcW w:type="dxa" w:w="3463"/>
-            <w:shd w:fill="24292F" w:val="clear"/>
-            <w:tcMar>
-              <w:top w:type="dxa" w:w="60"/>
-              <w:left w:type="dxa" w:w="100"/>
-              <w:bottom w:type="dxa" w:w="60"/>
-              <w:right w:type="dxa" w:w="100"/>
-            </w:tcMar>
-          </w:tcPr>
-          <w:p>
-            <w:pPr>
-              <w:spacing w:after="0" w:line="240"/>
-            </w:pPr>
-            <w:r>
-              <w:rPr>
-                <w:rFonts w:ascii="Calibri" w:cs="Calibri" w:eastAsia="Calibri" w:hAnsi="Calibri"/>
-                <w:b/>
-                <w:bCs/>
-                <w:color w:val="FFFFFF"/>
-                <w:sz w:val="19"/>
-                <w:szCs w:val="19"/>
-              </w:rPr>
-              <w:t xml:space="preserve">GitHub Actions</w:t>
-            </w:r>
-          </w:p>
-        </w:tc>
-        <w:tc>
-          <w:tcPr>
-            <w:tcW w:type="dxa" w:w="3463"/>
-            <w:shd w:fill="24292F" w:val="clear"/>
-            <w:tcMar>
-              <w:top w:type="dxa" w:w="60"/>
-              <w:left w:type="dxa" w:w="100"/>
-              <w:bottom w:type="dxa" w:w="60"/>
-              <w:right w:type="dxa" w:w="100"/>
-            </w:tcMar>
-          </w:tcPr>
-          <w:p>
-            <w:pPr>
-              <w:spacing w:after="0" w:line="240"/>
-            </w:pPr>
-            <w:r>
-              <w:rPr>
-                <w:rFonts w:ascii="Calibri" w:cs="Calibri" w:eastAsia="Calibri" w:hAnsi="Calibri"/>
-                <w:b/>
-                <w:bCs/>
-                <w:color w:val="FFFFFF"/>
-                <w:sz w:val="19"/>
-                <w:szCs w:val="19"/>
-              </w:rPr>
-              <w:t xml:space="preserve">GitLab CI</w:t>
-            </w:r>
-          </w:p>
-        </w:tc>
-      </w:tr>
-      <w:tr>
-        <w:tc>
-          <w:tcPr>
-            <w:tcW w:type="dxa" w:w="2434"/>
-            <w:tcMar>
-              <w:top w:type="dxa" w:w="60"/>
-              <w:left w:type="dxa" w:w="100"/>
-              <w:bottom w:type="dxa" w:w="60"/>
-              <w:right w:type="dxa" w:w="100"/>
-            </w:tcMar>
-          </w:tcPr>
-          <w:p>
-            <w:pPr>
-              <w:spacing w:after="0" w:line="240"/>
-            </w:pPr>
-            <w:r>
-              <w:rPr>
-                <w:rFonts w:ascii="Calibri" w:cs="Calibri" w:eastAsia="Calibri" w:hAnsi="Calibri"/>
-                <w:b w:val="false"/>
-                <w:bCs w:val="false"/>
-                <w:color w:val="000000"/>
-                <w:sz w:val="19"/>
-                <w:szCs w:val="19"/>
-              </w:rPr>
-              <w:t xml:space="preserve">Hosting of this repo</w:t>
-            </w:r>
-          </w:p>
-        </w:tc>
-        <w:tc>
-          <w:tcPr>
-            <w:tcW w:type="dxa" w:w="3463"/>
-            <w:tcMar>
-              <w:top w:type="dxa" w:w="60"/>
-              <w:left w:type="dxa" w:w="100"/>
-              <w:bottom w:type="dxa" w:w="60"/>
-              <w:right w:type="dxa" w:w="100"/>
-            </w:tcMar>
-          </w:tcPr>
-          <w:p>
-            <w:pPr>
-              <w:spacing w:after="0" w:line="240"/>
-            </w:pPr>
-            <w:r>
-              <w:rPr>
-                <w:rFonts w:ascii="Calibri" w:cs="Calibri" w:eastAsia="Calibri" w:hAnsi="Calibri"/>
-                <w:b w:val="false"/>
-                <w:bCs w:val="false"/>
-                <w:color w:val="000000"/>
-                <w:sz w:val="19"/>
-                <w:szCs w:val="19"/>
-              </w:rPr>
-              <w:t xml:space="preserve">Already on GitHub</w:t>
-            </w:r>
-          </w:p>
-        </w:tc>
-        <w:tc>
-          <w:tcPr>
-            <w:tcW w:type="dxa" w:w="3463"/>
-            <w:tcMar>
-              <w:top w:type="dxa" w:w="60"/>
-              <w:left w:type="dxa" w:w="100"/>
-              <w:bottom w:type="dxa" w:w="60"/>
-              <w:right w:type="dxa" w:w="100"/>
-            </w:tcMar>
-          </w:tcPr>
-          <w:p>
-            <w:pPr>
-              <w:spacing w:after="0" w:line="240"/>
-            </w:pPr>
-            <w:r>
-              <w:rPr>
-                <w:rFonts w:ascii="Calibri" w:cs="Calibri" w:eastAsia="Calibri" w:hAnsi="Calibri"/>
-                <w:b w:val="false"/>
-                <w:bCs w:val="false"/>
-                <w:color w:val="000000"/>
-                <w:sz w:val="19"/>
-                <w:szCs w:val="19"/>
-              </w:rPr>
-              <w:t xml:space="preserve">Would need a mirror</w:t>
-            </w:r>
-          </w:p>
-        </w:tc>
-      </w:tr>
-      <w:tr>
-        <w:tc>
-          <w:tcPr>
-            <w:tcW w:type="dxa" w:w="2434"/>
-            <w:tcMar>
-              <w:top w:type="dxa" w:w="60"/>
-              <w:left w:type="dxa" w:w="100"/>
-              <w:bottom w:type="dxa" w:w="60"/>
-              <w:right w:type="dxa" w:w="100"/>
-            </w:tcMar>
-          </w:tcPr>
-          <w:p>
-            <w:pPr>
-              <w:spacing w:after="0" w:line="240"/>
-            </w:pPr>
-            <w:r>
-              <w:rPr>
-                <w:rFonts w:ascii="Calibri" w:cs="Calibri" w:eastAsia="Calibri" w:hAnsi="Calibri"/>
-                <w:b w:val="false"/>
-                <w:bCs w:val="false"/>
-                <w:color w:val="000000"/>
-                <w:sz w:val="19"/>
-                <w:szCs w:val="19"/>
-              </w:rPr>
-              <w:t xml:space="preserve">Runners</w:t>
-            </w:r>
-          </w:p>
-        </w:tc>
-        <w:tc>
-          <w:tcPr>
-            <w:tcW w:type="dxa" w:w="3463"/>
-            <w:tcMar>
-              <w:top w:type="dxa" w:w="60"/>
-              <w:left w:type="dxa" w:w="100"/>
-              <w:bottom w:type="dxa" w:w="60"/>
-              <w:right w:type="dxa" w:w="100"/>
-            </w:tcMar>
-          </w:tcPr>
-          <w:p>
-            <w:pPr>
-              <w:spacing w:after="0" w:line="240"/>
-            </w:pPr>
-            <w:r>
-              <w:rPr>
-                <w:rFonts w:ascii="Calibri" w:cs="Calibri" w:eastAsia="Calibri" w:hAnsi="Calibri"/>
-                <w:b w:val="false"/>
-                <w:bCs w:val="false"/>
-                <w:color w:val="000000"/>
-                <w:sz w:val="19"/>
-                <w:szCs w:val="19"/>
-              </w:rPr>
-              <w:t xml:space="preserve">Free hosted ubuntu-latest</w:t>
-            </w:r>
-          </w:p>
-        </w:tc>
-        <w:tc>
-          <w:tcPr>
-            <w:tcW w:type="dxa" w:w="3463"/>
-            <w:tcMar>
-              <w:top w:type="dxa" w:w="60"/>
-              <w:left w:type="dxa" w:w="100"/>
-              <w:bottom w:type="dxa" w:w="60"/>
-              <w:right w:type="dxa" w:w="100"/>
-            </w:tcMar>
-          </w:tcPr>
-          <w:p>
-            <w:pPr>
-              <w:spacing w:after="0" w:line="240"/>
-            </w:pPr>
-            <w:r>
-              <w:rPr>
-                <w:rFonts w:ascii="Calibri" w:cs="Calibri" w:eastAsia="Calibri" w:hAnsi="Calibri"/>
-                <w:b w:val="false"/>
-                <w:bCs w:val="false"/>
-                <w:color w:val="000000"/>
-                <w:sz w:val="19"/>
-                <w:szCs w:val="19"/>
-              </w:rPr>
-              <w:t xml:space="preserve">Free shared runners, extra setup</w:t>
-            </w:r>
-          </w:p>
-        </w:tc>
-      </w:tr>
-      <w:tr>
-        <w:tc>
-          <w:tcPr>
-            <w:tcW w:type="dxa" w:w="2434"/>
-            <w:tcMar>
-              <w:top w:type="dxa" w:w="60"/>
-              <w:left w:type="dxa" w:w="100"/>
-              <w:bottom w:type="dxa" w:w="60"/>
-              <w:right w:type="dxa" w:w="100"/>
-            </w:tcMar>
-          </w:tcPr>
-          <w:p>
-            <w:pPr>
-              <w:spacing w:after="0" w:line="240"/>
-            </w:pPr>
-            <w:r>
-              <w:rPr>
-                <w:rFonts w:ascii="Calibri" w:cs="Calibri" w:eastAsia="Calibri" w:hAnsi="Calibri"/>
-                <w:b w:val="false"/>
-                <w:bCs w:val="false"/>
-                <w:color w:val="000000"/>
-                <w:sz w:val="19"/>
-                <w:szCs w:val="19"/>
-              </w:rPr>
-              <w:t xml:space="preserve">Config file</w:t>
-            </w:r>
-          </w:p>
-        </w:tc>
-        <w:tc>
-          <w:tcPr>
-            <w:tcW w:type="dxa" w:w="3463"/>
-            <w:tcMar>
-              <w:top w:type="dxa" w:w="60"/>
-              <w:left w:type="dxa" w:w="100"/>
-              <w:bottom w:type="dxa" w:w="60"/>
-              <w:right w:type="dxa" w:w="100"/>
-            </w:tcMar>
-          </w:tcPr>
-          <w:p>
-            <w:pPr>
-              <w:spacing w:after="0" w:line="240"/>
-            </w:pPr>
-            <w:r>
-              <w:rPr>
-                <w:rFonts w:ascii="Calibri" w:cs="Calibri" w:eastAsia="Calibri" w:hAnsi="Calibri"/>
-                <w:b w:val="false"/>
-                <w:bCs w:val="false"/>
-                <w:color w:val="000000"/>
-                <w:sz w:val="19"/>
-                <w:szCs w:val="19"/>
-              </w:rPr>
-              <w:t xml:space="preserve">.github/workflows/ci.yml</w:t>
-            </w:r>
-          </w:p>
-        </w:tc>
-        <w:tc>
-          <w:tcPr>
-            <w:tcW w:type="dxa" w:w="3463"/>
-            <w:tcMar>
-              <w:top w:type="dxa" w:w="60"/>
-              <w:left w:type="dxa" w:w="100"/>
-              <w:bottom w:type="dxa" w:w="60"/>
-              <w:right w:type="dxa" w:w="100"/>
-            </w:tcMar>
-          </w:tcPr>
-          <w:p>
-            <w:pPr>
-              <w:spacing w:after="0" w:line="240"/>
-            </w:pPr>
-            <w:r>
-              <w:rPr>
-                <w:rFonts w:ascii="Calibri" w:cs="Calibri" w:eastAsia="Calibri" w:hAnsi="Calibri"/>
-                <w:b w:val="false"/>
-                <w:bCs w:val="false"/>
-                <w:color w:val="000000"/>
-                <w:sz w:val="19"/>
-                <w:szCs w:val="19"/>
-              </w:rPr>
-              <w:t xml:space="preserve">.gitlab-ci.yml</w:t>
-            </w:r>
-          </w:p>
-        </w:tc>
-      </w:tr>
-      <w:tr>
-        <w:tc>
-          <w:tcPr>
-            <w:tcW w:type="dxa" w:w="2434"/>
-            <w:tcMar>
-              <w:top w:type="dxa" w:w="60"/>
-              <w:left w:type="dxa" w:w="100"/>
-              <w:bottom w:type="dxa" w:w="60"/>
-              <w:right w:type="dxa" w:w="100"/>
-            </w:tcMar>
-          </w:tcPr>
-          <w:p>
-            <w:pPr>
-              <w:spacing w:after="0" w:line="240"/>
-            </w:pPr>
-            <w:r>
-              <w:rPr>
-                <w:rFonts w:ascii="Calibri" w:cs="Calibri" w:eastAsia="Calibri" w:hAnsi="Calibri"/>
-                <w:b w:val="false"/>
-                <w:bCs w:val="false"/>
-                <w:color w:val="000000"/>
-                <w:sz w:val="19"/>
-                <w:szCs w:val="19"/>
-              </w:rPr>
-              <w:t xml:space="preserve">Setup effort</w:t>
-            </w:r>
-          </w:p>
-        </w:tc>
-        <w:tc>
-          <w:tcPr>
-            <w:tcW w:type="dxa" w:w="3463"/>
-            <w:tcMar>
-              <w:top w:type="dxa" w:w="60"/>
-              <w:left w:type="dxa" w:w="100"/>
-              <w:bottom w:type="dxa" w:w="60"/>
-              <w:right w:type="dxa" w:w="100"/>
-            </w:tcMar>
-          </w:tcPr>
-          <w:p>
-            <w:pPr>
-              <w:spacing w:after="0" w:line="240"/>
-            </w:pPr>
-            <w:r>
-              <w:rPr>
-                <w:rFonts w:ascii="Calibri" w:cs="Calibri" w:eastAsia="Calibri" w:hAnsi="Calibri"/>
-                <w:b w:val="false"/>
-                <w:bCs w:val="false"/>
-                <w:color w:val="000000"/>
-                <w:sz w:val="19"/>
-                <w:szCs w:val="19"/>
-              </w:rPr>
-              <w:t xml:space="preserve">Commit one YAML file</w:t>
-            </w:r>
-          </w:p>
-        </w:tc>
-        <w:tc>
-          <w:tcPr>
-            <w:tcW w:type="dxa" w:w="3463"/>
-            <w:tcMar>
-              <w:top w:type="dxa" w:w="60"/>
-              <w:left w:type="dxa" w:w="100"/>
-              <w:bottom w:type="dxa" w:w="60"/>
-              <w:right w:type="dxa" w:w="100"/>
-            </w:tcMar>
-          </w:tcPr>
-          <w:p>
-            <w:pPr>
-              <w:spacing w:after="0" w:line="240"/>
-            </w:pPr>
-            <w:r>
-              <w:rPr>
-                <w:rFonts w:ascii="Calibri" w:cs="Calibri" w:eastAsia="Calibri" w:hAnsi="Calibri"/>
-                <w:b w:val="false"/>
-                <w:bCs w:val="false"/>
-                <w:color w:val="000000"/>
-                <w:sz w:val="19"/>
-                <w:szCs w:val="19"/>
-              </w:rPr>
-              <w:t xml:space="preserve">Project / runner configuration</w:t>
-            </w:r>
-          </w:p>
-        </w:tc>
-      </w:tr>
-    </w:tbl>
+        <w:spacing w:after="140" w:before="340"/>
+      </w:pPr>
+      <w:r>
+        <w:t xml:space="preserve">2. Project</w:t>
+      </w:r>
+    </w:p>
     <w:p>
       <w:pPr>
         <w:spacing w:after="120" w:line="276"/>
@@ -952,7 +396,115 @@
           <w:sz w:val="22"/>
           <w:szCs w:val="22"/>
         </w:rPr>
-        <w:t xml:space="preserve"/>
+        <w:t xml:space="preserve">A small Node.js calculator module with a Jest test suite — kept simple so the focus is the pipeline.</w:t>
+      </w:r>
+    </w:p>
+    <w:p>
+      <w:pPr>
+        <w:pBdr>
+          <w:left w:val="single" w:color="C9CED6" w:sz="12" w:space="6"/>
+        </w:pBdr>
+        <w:shd w:fill="F4F5F7" w:val="clear"/>
+        <w:spacing w:after="0" w:before="120" w:line="240"/>
+        <w:ind w:left="120" w:right="120"/>
+      </w:pPr>
+      <w:r>
+        <w:rPr>
+          <w:rFonts w:ascii="Consolas" w:cs="Consolas" w:eastAsia="Consolas" w:hAnsi="Consolas"/>
+          <w:sz w:val="17"/>
+          <w:szCs w:val="17"/>
+        </w:rPr>
+        <w:t xml:space="preserve">Lab2_CI_Workflow/</w:t>
+      </w:r>
+    </w:p>
+    <w:p>
+      <w:pPr>
+        <w:pBdr>
+          <w:left w:val="single" w:color="C9CED6" w:sz="12" w:space="6"/>
+        </w:pBdr>
+        <w:shd w:fill="F4F5F7" w:val="clear"/>
+        <w:spacing w:after="0" w:before="0" w:line="240"/>
+        <w:ind w:left="120" w:right="120"/>
+      </w:pPr>
+      <w:r>
+        <w:rPr>
+          <w:rFonts w:ascii="Consolas" w:cs="Consolas" w:eastAsia="Consolas" w:hAnsi="Consolas"/>
+          <w:sz w:val="17"/>
+          <w:szCs w:val="17"/>
+        </w:rPr>
+        <w:t xml:space="preserve">├── .github/workflows/ci.yml   # the CI pipeline</w:t>
+      </w:r>
+    </w:p>
+    <w:p>
+      <w:pPr>
+        <w:pBdr>
+          <w:left w:val="single" w:color="C9CED6" w:sz="12" w:space="6"/>
+        </w:pBdr>
+        <w:shd w:fill="F4F5F7" w:val="clear"/>
+        <w:spacing w:after="0" w:before="0" w:line="240"/>
+        <w:ind w:left="120" w:right="120"/>
+      </w:pPr>
+      <w:r>
+        <w:rPr>
+          <w:rFonts w:ascii="Consolas" w:cs="Consolas" w:eastAsia="Consolas" w:hAnsi="Consolas"/>
+          <w:sz w:val="17"/>
+          <w:szCs w:val="17"/>
+        </w:rPr>
+        <w:t xml:space="preserve">├── src/calculator.js          # add, subtract, multiply, divide</w:t>
+      </w:r>
+    </w:p>
+    <w:p>
+      <w:pPr>
+        <w:pBdr>
+          <w:left w:val="single" w:color="C9CED6" w:sz="12" w:space="6"/>
+        </w:pBdr>
+        <w:shd w:fill="F4F5F7" w:val="clear"/>
+        <w:spacing w:after="0" w:before="0" w:line="240"/>
+        <w:ind w:left="120" w:right="120"/>
+      </w:pPr>
+      <w:r>
+        <w:rPr>
+          <w:rFonts w:ascii="Consolas" w:cs="Consolas" w:eastAsia="Consolas" w:hAnsi="Consolas"/>
+          <w:sz w:val="17"/>
+          <w:szCs w:val="17"/>
+        </w:rPr>
+        <w:t xml:space="preserve">├── tests/calculator.test.js   # 5 Jest tests</w:t>
+      </w:r>
+    </w:p>
+    <w:p>
+      <w:pPr>
+        <w:pBdr>
+          <w:left w:val="single" w:color="C9CED6" w:sz="12" w:space="6"/>
+        </w:pBdr>
+        <w:shd w:fill="F4F5F7" w:val="clear"/>
+        <w:spacing w:after="0" w:before="0" w:line="240"/>
+        <w:ind w:left="120" w:right="120"/>
+      </w:pPr>
+      <w:r>
+        <w:rPr>
+          <w:rFonts w:ascii="Consolas" w:cs="Consolas" w:eastAsia="Consolas" w:hAnsi="Consolas"/>
+          <w:sz w:val="17"/>
+          <w:szCs w:val="17"/>
+        </w:rPr>
+        <w:t xml:space="preserve">├── .eslintrc.json             # lint rules</w:t>
+      </w:r>
+    </w:p>
+    <w:p>
+      <w:pPr>
+        <w:pBdr>
+          <w:left w:val="single" w:color="C9CED6" w:sz="12" w:space="6"/>
+        </w:pBdr>
+        <w:shd w:fill="F4F5F7" w:val="clear"/>
+        <w:spacing w:after="160" w:before="0" w:line="240"/>
+        <w:ind w:left="120" w:right="120"/>
+      </w:pPr>
+      <w:r>
+        <w:rPr>
+          <w:rFonts w:ascii="Consolas" w:cs="Consolas" w:eastAsia="Consolas" w:hAnsi="Consolas"/>
+          <w:sz w:val="17"/>
+          <w:szCs w:val="17"/>
+        </w:rPr>
+        <w:t xml:space="preserve">└── package.json               # scripts: lint, test</w:t>
       </w:r>
     </w:p>
     <w:p>
@@ -965,446 +517,715 @@
           <w:sz w:val="22"/>
           <w:szCs w:val="22"/>
         </w:rPr>
-        <w:t xml:space="preserve">Because the project already lives on GitHub, Actions gives a commit-triggered pipeline with a single committed file and zero external configuration. An equivalent .gitlab-ci.yml is given in Appendix A for comparison.</w:t>
+        <w:t xml:space="preserve">GitHub Actions was chosen because the repo is already on GitHub: committing one YAML file is the entire setup, with no runner or project configuration.</w:t>
       </w:r>
     </w:p>
     <w:p>
       <w:pPr>
         <w:pStyle w:val="Heading1"/>
-        <w:spacing w:after="160" w:before="360"/>
-      </w:pPr>
-      <w:r>
-        <w:t xml:space="preserve">3. Project under test</w:t>
+        <w:spacing w:after="140" w:before="340"/>
+      </w:pPr>
+      <w:r>
+        <w:t xml:space="preserve">3. The workflow</w:t>
+      </w:r>
+    </w:p>
+    <w:p>
+      <w:pPr>
+        <w:pBdr>
+          <w:left w:val="single" w:color="C9CED6" w:sz="12" w:space="6"/>
+        </w:pBdr>
+        <w:shd w:fill="F4F5F7" w:val="clear"/>
+        <w:spacing w:after="0" w:before="120" w:line="240"/>
+        <w:ind w:left="120" w:right="120"/>
+      </w:pPr>
+      <w:r>
+        <w:rPr>
+          <w:rFonts w:ascii="Consolas" w:cs="Consolas" w:eastAsia="Consolas" w:hAnsi="Consolas"/>
+          <w:sz w:val="17"/>
+          <w:szCs w:val="17"/>
+        </w:rPr>
+        <w:t xml:space="preserve">name: CI</w:t>
+      </w:r>
+    </w:p>
+    <w:p>
+      <w:pPr>
+        <w:pBdr>
+          <w:left w:val="single" w:color="C9CED6" w:sz="12" w:space="6"/>
+        </w:pBdr>
+        <w:shd w:fill="F4F5F7" w:val="clear"/>
+        <w:spacing w:after="0" w:before="0" w:line="240"/>
+        <w:ind w:left="120" w:right="120"/>
+      </w:pPr>
+      <w:r>
+        <w:rPr>
+          <w:rFonts w:ascii="Consolas" w:cs="Consolas" w:eastAsia="Consolas" w:hAnsi="Consolas"/>
+          <w:sz w:val="17"/>
+          <w:szCs w:val="17"/>
+        </w:rPr>
+        <w:t xml:space="preserve"> </w:t>
+      </w:r>
+    </w:p>
+    <w:p>
+      <w:pPr>
+        <w:pBdr>
+          <w:left w:val="single" w:color="C9CED6" w:sz="12" w:space="6"/>
+        </w:pBdr>
+        <w:shd w:fill="F4F5F7" w:val="clear"/>
+        <w:spacing w:after="0" w:before="0" w:line="240"/>
+        <w:ind w:left="120" w:right="120"/>
+      </w:pPr>
+      <w:r>
+        <w:rPr>
+          <w:rFonts w:ascii="Consolas" w:cs="Consolas" w:eastAsia="Consolas" w:hAnsi="Consolas"/>
+          <w:sz w:val="17"/>
+          <w:szCs w:val="17"/>
+        </w:rPr>
+        <w:t xml:space="preserve">on:</w:t>
+      </w:r>
+    </w:p>
+    <w:p>
+      <w:pPr>
+        <w:pBdr>
+          <w:left w:val="single" w:color="C9CED6" w:sz="12" w:space="6"/>
+        </w:pBdr>
+        <w:shd w:fill="F4F5F7" w:val="clear"/>
+        <w:spacing w:after="0" w:before="0" w:line="240"/>
+        <w:ind w:left="120" w:right="120"/>
+      </w:pPr>
+      <w:r>
+        <w:rPr>
+          <w:rFonts w:ascii="Consolas" w:cs="Consolas" w:eastAsia="Consolas" w:hAnsi="Consolas"/>
+          <w:sz w:val="17"/>
+          <w:szCs w:val="17"/>
+        </w:rPr>
+        <w:t xml:space="preserve">  push:</w:t>
+      </w:r>
+    </w:p>
+    <w:p>
+      <w:pPr>
+        <w:pBdr>
+          <w:left w:val="single" w:color="C9CED6" w:sz="12" w:space="6"/>
+        </w:pBdr>
+        <w:shd w:fill="F4F5F7" w:val="clear"/>
+        <w:spacing w:after="0" w:before="0" w:line="240"/>
+        <w:ind w:left="120" w:right="120"/>
+      </w:pPr>
+      <w:r>
+        <w:rPr>
+          <w:rFonts w:ascii="Consolas" w:cs="Consolas" w:eastAsia="Consolas" w:hAnsi="Consolas"/>
+          <w:sz w:val="17"/>
+          <w:szCs w:val="17"/>
+        </w:rPr>
+        <w:t xml:space="preserve">    branches: ["**"]</w:t>
+      </w:r>
+    </w:p>
+    <w:p>
+      <w:pPr>
+        <w:pBdr>
+          <w:left w:val="single" w:color="C9CED6" w:sz="12" w:space="6"/>
+        </w:pBdr>
+        <w:shd w:fill="F4F5F7" w:val="clear"/>
+        <w:spacing w:after="0" w:before="0" w:line="240"/>
+        <w:ind w:left="120" w:right="120"/>
+      </w:pPr>
+      <w:r>
+        <w:rPr>
+          <w:rFonts w:ascii="Consolas" w:cs="Consolas" w:eastAsia="Consolas" w:hAnsi="Consolas"/>
+          <w:sz w:val="17"/>
+          <w:szCs w:val="17"/>
+        </w:rPr>
+        <w:t xml:space="preserve">  pull_request:</w:t>
+      </w:r>
+    </w:p>
+    <w:p>
+      <w:pPr>
+        <w:pBdr>
+          <w:left w:val="single" w:color="C9CED6" w:sz="12" w:space="6"/>
+        </w:pBdr>
+        <w:shd w:fill="F4F5F7" w:val="clear"/>
+        <w:spacing w:after="0" w:before="0" w:line="240"/>
+        <w:ind w:left="120" w:right="120"/>
+      </w:pPr>
+      <w:r>
+        <w:rPr>
+          <w:rFonts w:ascii="Consolas" w:cs="Consolas" w:eastAsia="Consolas" w:hAnsi="Consolas"/>
+          <w:sz w:val="17"/>
+          <w:szCs w:val="17"/>
+        </w:rPr>
+        <w:t xml:space="preserve">    branches: ["main"]</w:t>
+      </w:r>
+    </w:p>
+    <w:p>
+      <w:pPr>
+        <w:pBdr>
+          <w:left w:val="single" w:color="C9CED6" w:sz="12" w:space="6"/>
+        </w:pBdr>
+        <w:shd w:fill="F4F5F7" w:val="clear"/>
+        <w:spacing w:after="0" w:before="0" w:line="240"/>
+        <w:ind w:left="120" w:right="120"/>
+      </w:pPr>
+      <w:r>
+        <w:rPr>
+          <w:rFonts w:ascii="Consolas" w:cs="Consolas" w:eastAsia="Consolas" w:hAnsi="Consolas"/>
+          <w:sz w:val="17"/>
+          <w:szCs w:val="17"/>
+        </w:rPr>
+        <w:t xml:space="preserve"> </w:t>
+      </w:r>
+    </w:p>
+    <w:p>
+      <w:pPr>
+        <w:pBdr>
+          <w:left w:val="single" w:color="C9CED6" w:sz="12" w:space="6"/>
+        </w:pBdr>
+        <w:shd w:fill="F4F5F7" w:val="clear"/>
+        <w:spacing w:after="0" w:before="0" w:line="240"/>
+        <w:ind w:left="120" w:right="120"/>
+      </w:pPr>
+      <w:r>
+        <w:rPr>
+          <w:rFonts w:ascii="Consolas" w:cs="Consolas" w:eastAsia="Consolas" w:hAnsi="Consolas"/>
+          <w:sz w:val="17"/>
+          <w:szCs w:val="17"/>
+        </w:rPr>
+        <w:t xml:space="preserve">jobs:</w:t>
+      </w:r>
+    </w:p>
+    <w:p>
+      <w:pPr>
+        <w:pBdr>
+          <w:left w:val="single" w:color="C9CED6" w:sz="12" w:space="6"/>
+        </w:pBdr>
+        <w:shd w:fill="F4F5F7" w:val="clear"/>
+        <w:spacing w:after="0" w:before="0" w:line="240"/>
+        <w:ind w:left="120" w:right="120"/>
+      </w:pPr>
+      <w:r>
+        <w:rPr>
+          <w:rFonts w:ascii="Consolas" w:cs="Consolas" w:eastAsia="Consolas" w:hAnsi="Consolas"/>
+          <w:sz w:val="17"/>
+          <w:szCs w:val="17"/>
+        </w:rPr>
+        <w:t xml:space="preserve">  build-and-test:</w:t>
+      </w:r>
+    </w:p>
+    <w:p>
+      <w:pPr>
+        <w:pBdr>
+          <w:left w:val="single" w:color="C9CED6" w:sz="12" w:space="6"/>
+        </w:pBdr>
+        <w:shd w:fill="F4F5F7" w:val="clear"/>
+        <w:spacing w:after="0" w:before="0" w:line="240"/>
+        <w:ind w:left="120" w:right="120"/>
+      </w:pPr>
+      <w:r>
+        <w:rPr>
+          <w:rFonts w:ascii="Consolas" w:cs="Consolas" w:eastAsia="Consolas" w:hAnsi="Consolas"/>
+          <w:sz w:val="17"/>
+          <w:szCs w:val="17"/>
+        </w:rPr>
+        <w:t xml:space="preserve">    name: Build &amp; Test (Node ${{ matrix.node-version }})</w:t>
+      </w:r>
+    </w:p>
+    <w:p>
+      <w:pPr>
+        <w:pBdr>
+          <w:left w:val="single" w:color="C9CED6" w:sz="12" w:space="6"/>
+        </w:pBdr>
+        <w:shd w:fill="F4F5F7" w:val="clear"/>
+        <w:spacing w:after="0" w:before="0" w:line="240"/>
+        <w:ind w:left="120" w:right="120"/>
+      </w:pPr>
+      <w:r>
+        <w:rPr>
+          <w:rFonts w:ascii="Consolas" w:cs="Consolas" w:eastAsia="Consolas" w:hAnsi="Consolas"/>
+          <w:sz w:val="17"/>
+          <w:szCs w:val="17"/>
+        </w:rPr>
+        <w:t xml:space="preserve">    runs-on: ubuntu-latest</w:t>
+      </w:r>
+    </w:p>
+    <w:p>
+      <w:pPr>
+        <w:pBdr>
+          <w:left w:val="single" w:color="C9CED6" w:sz="12" w:space="6"/>
+        </w:pBdr>
+        <w:shd w:fill="F4F5F7" w:val="clear"/>
+        <w:spacing w:after="0" w:before="0" w:line="240"/>
+        <w:ind w:left="120" w:right="120"/>
+      </w:pPr>
+      <w:r>
+        <w:rPr>
+          <w:rFonts w:ascii="Consolas" w:cs="Consolas" w:eastAsia="Consolas" w:hAnsi="Consolas"/>
+          <w:sz w:val="17"/>
+          <w:szCs w:val="17"/>
+        </w:rPr>
+        <w:t xml:space="preserve"> </w:t>
+      </w:r>
+    </w:p>
+    <w:p>
+      <w:pPr>
+        <w:pBdr>
+          <w:left w:val="single" w:color="C9CED6" w:sz="12" w:space="6"/>
+        </w:pBdr>
+        <w:shd w:fill="F4F5F7" w:val="clear"/>
+        <w:spacing w:after="0" w:before="0" w:line="240"/>
+        <w:ind w:left="120" w:right="120"/>
+      </w:pPr>
+      <w:r>
+        <w:rPr>
+          <w:rFonts w:ascii="Consolas" w:cs="Consolas" w:eastAsia="Consolas" w:hAnsi="Consolas"/>
+          <w:sz w:val="17"/>
+          <w:szCs w:val="17"/>
+        </w:rPr>
+        <w:t xml:space="preserve">    strategy:</w:t>
+      </w:r>
+    </w:p>
+    <w:p>
+      <w:pPr>
+        <w:pBdr>
+          <w:left w:val="single" w:color="C9CED6" w:sz="12" w:space="6"/>
+        </w:pBdr>
+        <w:shd w:fill="F4F5F7" w:val="clear"/>
+        <w:spacing w:after="0" w:before="0" w:line="240"/>
+        <w:ind w:left="120" w:right="120"/>
+      </w:pPr>
+      <w:r>
+        <w:rPr>
+          <w:rFonts w:ascii="Consolas" w:cs="Consolas" w:eastAsia="Consolas" w:hAnsi="Consolas"/>
+          <w:sz w:val="17"/>
+          <w:szCs w:val="17"/>
+        </w:rPr>
+        <w:t xml:space="preserve">      matrix:</w:t>
+      </w:r>
+    </w:p>
+    <w:p>
+      <w:pPr>
+        <w:pBdr>
+          <w:left w:val="single" w:color="C9CED6" w:sz="12" w:space="6"/>
+        </w:pBdr>
+        <w:shd w:fill="F4F5F7" w:val="clear"/>
+        <w:spacing w:after="0" w:before="0" w:line="240"/>
+        <w:ind w:left="120" w:right="120"/>
+      </w:pPr>
+      <w:r>
+        <w:rPr>
+          <w:rFonts w:ascii="Consolas" w:cs="Consolas" w:eastAsia="Consolas" w:hAnsi="Consolas"/>
+          <w:sz w:val="17"/>
+          <w:szCs w:val="17"/>
+        </w:rPr>
+        <w:t xml:space="preserve">        node-version: [18.x, 20.x]</w:t>
+      </w:r>
+    </w:p>
+    <w:p>
+      <w:pPr>
+        <w:pBdr>
+          <w:left w:val="single" w:color="C9CED6" w:sz="12" w:space="6"/>
+        </w:pBdr>
+        <w:shd w:fill="F4F5F7" w:val="clear"/>
+        <w:spacing w:after="0" w:before="0" w:line="240"/>
+        <w:ind w:left="120" w:right="120"/>
+      </w:pPr>
+      <w:r>
+        <w:rPr>
+          <w:rFonts w:ascii="Consolas" w:cs="Consolas" w:eastAsia="Consolas" w:hAnsi="Consolas"/>
+          <w:sz w:val="17"/>
+          <w:szCs w:val="17"/>
+        </w:rPr>
+        <w:t xml:space="preserve"> </w:t>
+      </w:r>
+    </w:p>
+    <w:p>
+      <w:pPr>
+        <w:pBdr>
+          <w:left w:val="single" w:color="C9CED6" w:sz="12" w:space="6"/>
+        </w:pBdr>
+        <w:shd w:fill="F4F5F7" w:val="clear"/>
+        <w:spacing w:after="0" w:before="0" w:line="240"/>
+        <w:ind w:left="120" w:right="120"/>
+      </w:pPr>
+      <w:r>
+        <w:rPr>
+          <w:rFonts w:ascii="Consolas" w:cs="Consolas" w:eastAsia="Consolas" w:hAnsi="Consolas"/>
+          <w:sz w:val="17"/>
+          <w:szCs w:val="17"/>
+        </w:rPr>
+        <w:t xml:space="preserve">    steps:</w:t>
+      </w:r>
+    </w:p>
+    <w:p>
+      <w:pPr>
+        <w:pBdr>
+          <w:left w:val="single" w:color="C9CED6" w:sz="12" w:space="6"/>
+        </w:pBdr>
+        <w:shd w:fill="F4F5F7" w:val="clear"/>
+        <w:spacing w:after="0" w:before="0" w:line="240"/>
+        <w:ind w:left="120" w:right="120"/>
+      </w:pPr>
+      <w:r>
+        <w:rPr>
+          <w:rFonts w:ascii="Consolas" w:cs="Consolas" w:eastAsia="Consolas" w:hAnsi="Consolas"/>
+          <w:sz w:val="17"/>
+          <w:szCs w:val="17"/>
+        </w:rPr>
+        <w:t xml:space="preserve">      - name: Checkout repository</w:t>
+      </w:r>
+    </w:p>
+    <w:p>
+      <w:pPr>
+        <w:pBdr>
+          <w:left w:val="single" w:color="C9CED6" w:sz="12" w:space="6"/>
+        </w:pBdr>
+        <w:shd w:fill="F4F5F7" w:val="clear"/>
+        <w:spacing w:after="0" w:before="0" w:line="240"/>
+        <w:ind w:left="120" w:right="120"/>
+      </w:pPr>
+      <w:r>
+        <w:rPr>
+          <w:rFonts w:ascii="Consolas" w:cs="Consolas" w:eastAsia="Consolas" w:hAnsi="Consolas"/>
+          <w:sz w:val="17"/>
+          <w:szCs w:val="17"/>
+        </w:rPr>
+        <w:t xml:space="preserve">        uses: actions/checkout@v4</w:t>
+      </w:r>
+    </w:p>
+    <w:p>
+      <w:pPr>
+        <w:pBdr>
+          <w:left w:val="single" w:color="C9CED6" w:sz="12" w:space="6"/>
+        </w:pBdr>
+        <w:shd w:fill="F4F5F7" w:val="clear"/>
+        <w:spacing w:after="0" w:before="0" w:line="240"/>
+        <w:ind w:left="120" w:right="120"/>
+      </w:pPr>
+      <w:r>
+        <w:rPr>
+          <w:rFonts w:ascii="Consolas" w:cs="Consolas" w:eastAsia="Consolas" w:hAnsi="Consolas"/>
+          <w:sz w:val="17"/>
+          <w:szCs w:val="17"/>
+        </w:rPr>
+        <w:t xml:space="preserve"> </w:t>
+      </w:r>
+    </w:p>
+    <w:p>
+      <w:pPr>
+        <w:pBdr>
+          <w:left w:val="single" w:color="C9CED6" w:sz="12" w:space="6"/>
+        </w:pBdr>
+        <w:shd w:fill="F4F5F7" w:val="clear"/>
+        <w:spacing w:after="0" w:before="0" w:line="240"/>
+        <w:ind w:left="120" w:right="120"/>
+      </w:pPr>
+      <w:r>
+        <w:rPr>
+          <w:rFonts w:ascii="Consolas" w:cs="Consolas" w:eastAsia="Consolas" w:hAnsi="Consolas"/>
+          <w:sz w:val="17"/>
+          <w:szCs w:val="17"/>
+        </w:rPr>
+        <w:t xml:space="preserve">      - name: Set up Node.js ${{ matrix.node-version }}</w:t>
+      </w:r>
+    </w:p>
+    <w:p>
+      <w:pPr>
+        <w:pBdr>
+          <w:left w:val="single" w:color="C9CED6" w:sz="12" w:space="6"/>
+        </w:pBdr>
+        <w:shd w:fill="F4F5F7" w:val="clear"/>
+        <w:spacing w:after="0" w:before="0" w:line="240"/>
+        <w:ind w:left="120" w:right="120"/>
+      </w:pPr>
+      <w:r>
+        <w:rPr>
+          <w:rFonts w:ascii="Consolas" w:cs="Consolas" w:eastAsia="Consolas" w:hAnsi="Consolas"/>
+          <w:sz w:val="17"/>
+          <w:szCs w:val="17"/>
+        </w:rPr>
+        <w:t xml:space="preserve">        uses: actions/setup-node@v4</w:t>
+      </w:r>
+    </w:p>
+    <w:p>
+      <w:pPr>
+        <w:pBdr>
+          <w:left w:val="single" w:color="C9CED6" w:sz="12" w:space="6"/>
+        </w:pBdr>
+        <w:shd w:fill="F4F5F7" w:val="clear"/>
+        <w:spacing w:after="0" w:before="0" w:line="240"/>
+        <w:ind w:left="120" w:right="120"/>
+      </w:pPr>
+      <w:r>
+        <w:rPr>
+          <w:rFonts w:ascii="Consolas" w:cs="Consolas" w:eastAsia="Consolas" w:hAnsi="Consolas"/>
+          <w:sz w:val="17"/>
+          <w:szCs w:val="17"/>
+        </w:rPr>
+        <w:t xml:space="preserve">        with:</w:t>
+      </w:r>
+    </w:p>
+    <w:p>
+      <w:pPr>
+        <w:pBdr>
+          <w:left w:val="single" w:color="C9CED6" w:sz="12" w:space="6"/>
+        </w:pBdr>
+        <w:shd w:fill="F4F5F7" w:val="clear"/>
+        <w:spacing w:after="0" w:before="0" w:line="240"/>
+        <w:ind w:left="120" w:right="120"/>
+      </w:pPr>
+      <w:r>
+        <w:rPr>
+          <w:rFonts w:ascii="Consolas" w:cs="Consolas" w:eastAsia="Consolas" w:hAnsi="Consolas"/>
+          <w:sz w:val="17"/>
+          <w:szCs w:val="17"/>
+        </w:rPr>
+        <w:t xml:space="preserve">          node-version: ${{ matrix.node-version }}</w:t>
+      </w:r>
+    </w:p>
+    <w:p>
+      <w:pPr>
+        <w:pBdr>
+          <w:left w:val="single" w:color="C9CED6" w:sz="12" w:space="6"/>
+        </w:pBdr>
+        <w:shd w:fill="F4F5F7" w:val="clear"/>
+        <w:spacing w:after="0" w:before="0" w:line="240"/>
+        <w:ind w:left="120" w:right="120"/>
+      </w:pPr>
+      <w:r>
+        <w:rPr>
+          <w:rFonts w:ascii="Consolas" w:cs="Consolas" w:eastAsia="Consolas" w:hAnsi="Consolas"/>
+          <w:sz w:val="17"/>
+          <w:szCs w:val="17"/>
+        </w:rPr>
+        <w:t xml:space="preserve">          cache: "npm"</w:t>
+      </w:r>
+    </w:p>
+    <w:p>
+      <w:pPr>
+        <w:pBdr>
+          <w:left w:val="single" w:color="C9CED6" w:sz="12" w:space="6"/>
+        </w:pBdr>
+        <w:shd w:fill="F4F5F7" w:val="clear"/>
+        <w:spacing w:after="0" w:before="0" w:line="240"/>
+        <w:ind w:left="120" w:right="120"/>
+      </w:pPr>
+      <w:r>
+        <w:rPr>
+          <w:rFonts w:ascii="Consolas" w:cs="Consolas" w:eastAsia="Consolas" w:hAnsi="Consolas"/>
+          <w:sz w:val="17"/>
+          <w:szCs w:val="17"/>
+        </w:rPr>
+        <w:t xml:space="preserve"> </w:t>
+      </w:r>
+    </w:p>
+    <w:p>
+      <w:pPr>
+        <w:pBdr>
+          <w:left w:val="single" w:color="C9CED6" w:sz="12" w:space="6"/>
+        </w:pBdr>
+        <w:shd w:fill="F4F5F7" w:val="clear"/>
+        <w:spacing w:after="0" w:before="0" w:line="240"/>
+        <w:ind w:left="120" w:right="120"/>
+      </w:pPr>
+      <w:r>
+        <w:rPr>
+          <w:rFonts w:ascii="Consolas" w:cs="Consolas" w:eastAsia="Consolas" w:hAnsi="Consolas"/>
+          <w:sz w:val="17"/>
+          <w:szCs w:val="17"/>
+        </w:rPr>
+        <w:t xml:space="preserve">      - name: Install dependencies</w:t>
+      </w:r>
+    </w:p>
+    <w:p>
+      <w:pPr>
+        <w:pBdr>
+          <w:left w:val="single" w:color="C9CED6" w:sz="12" w:space="6"/>
+        </w:pBdr>
+        <w:shd w:fill="F4F5F7" w:val="clear"/>
+        <w:spacing w:after="0" w:before="0" w:line="240"/>
+        <w:ind w:left="120" w:right="120"/>
+      </w:pPr>
+      <w:r>
+        <w:rPr>
+          <w:rFonts w:ascii="Consolas" w:cs="Consolas" w:eastAsia="Consolas" w:hAnsi="Consolas"/>
+          <w:sz w:val="17"/>
+          <w:szCs w:val="17"/>
+        </w:rPr>
+        <w:t xml:space="preserve">        run: npm install</w:t>
+      </w:r>
+    </w:p>
+    <w:p>
+      <w:pPr>
+        <w:pBdr>
+          <w:left w:val="single" w:color="C9CED6" w:sz="12" w:space="6"/>
+        </w:pBdr>
+        <w:shd w:fill="F4F5F7" w:val="clear"/>
+        <w:spacing w:after="0" w:before="0" w:line="240"/>
+        <w:ind w:left="120" w:right="120"/>
+      </w:pPr>
+      <w:r>
+        <w:rPr>
+          <w:rFonts w:ascii="Consolas" w:cs="Consolas" w:eastAsia="Consolas" w:hAnsi="Consolas"/>
+          <w:sz w:val="17"/>
+          <w:szCs w:val="17"/>
+        </w:rPr>
+        <w:t xml:space="preserve"> </w:t>
+      </w:r>
+    </w:p>
+    <w:p>
+      <w:pPr>
+        <w:pBdr>
+          <w:left w:val="single" w:color="C9CED6" w:sz="12" w:space="6"/>
+        </w:pBdr>
+        <w:shd w:fill="F4F5F7" w:val="clear"/>
+        <w:spacing w:after="0" w:before="0" w:line="240"/>
+        <w:ind w:left="120" w:right="120"/>
+      </w:pPr>
+      <w:r>
+        <w:rPr>
+          <w:rFonts w:ascii="Consolas" w:cs="Consolas" w:eastAsia="Consolas" w:hAnsi="Consolas"/>
+          <w:sz w:val="17"/>
+          <w:szCs w:val="17"/>
+        </w:rPr>
+        <w:t xml:space="preserve">      - name: Run linter</w:t>
+      </w:r>
+    </w:p>
+    <w:p>
+      <w:pPr>
+        <w:pBdr>
+          <w:left w:val="single" w:color="C9CED6" w:sz="12" w:space="6"/>
+        </w:pBdr>
+        <w:shd w:fill="F4F5F7" w:val="clear"/>
+        <w:spacing w:after="0" w:before="0" w:line="240"/>
+        <w:ind w:left="120" w:right="120"/>
+      </w:pPr>
+      <w:r>
+        <w:rPr>
+          <w:rFonts w:ascii="Consolas" w:cs="Consolas" w:eastAsia="Consolas" w:hAnsi="Consolas"/>
+          <w:sz w:val="17"/>
+          <w:szCs w:val="17"/>
+        </w:rPr>
+        <w:t xml:space="preserve">        run: npm run lint</w:t>
+      </w:r>
+    </w:p>
+    <w:p>
+      <w:pPr>
+        <w:pBdr>
+          <w:left w:val="single" w:color="C9CED6" w:sz="12" w:space="6"/>
+        </w:pBdr>
+        <w:shd w:fill="F4F5F7" w:val="clear"/>
+        <w:spacing w:after="0" w:before="0" w:line="240"/>
+        <w:ind w:left="120" w:right="120"/>
+      </w:pPr>
+      <w:r>
+        <w:rPr>
+          <w:rFonts w:ascii="Consolas" w:cs="Consolas" w:eastAsia="Consolas" w:hAnsi="Consolas"/>
+          <w:sz w:val="17"/>
+          <w:szCs w:val="17"/>
+        </w:rPr>
+        <w:t xml:space="preserve"> </w:t>
+      </w:r>
+    </w:p>
+    <w:p>
+      <w:pPr>
+        <w:pBdr>
+          <w:left w:val="single" w:color="C9CED6" w:sz="12" w:space="6"/>
+        </w:pBdr>
+        <w:shd w:fill="F4F5F7" w:val="clear"/>
+        <w:spacing w:after="0" w:before="0" w:line="240"/>
+        <w:ind w:left="120" w:right="120"/>
+      </w:pPr>
+      <w:r>
+        <w:rPr>
+          <w:rFonts w:ascii="Consolas" w:cs="Consolas" w:eastAsia="Consolas" w:hAnsi="Consolas"/>
+          <w:sz w:val="17"/>
+          <w:szCs w:val="17"/>
+        </w:rPr>
+        <w:t xml:space="preserve">      - name: Run tests</w:t>
+      </w:r>
+    </w:p>
+    <w:p>
+      <w:pPr>
+        <w:pBdr>
+          <w:left w:val="single" w:color="C9CED6" w:sz="12" w:space="6"/>
+        </w:pBdr>
+        <w:shd w:fill="F4F5F7" w:val="clear"/>
+        <w:spacing w:after="160" w:before="0" w:line="240"/>
+        <w:ind w:left="120" w:right="120"/>
+      </w:pPr>
+      <w:r>
+        <w:rPr>
+          <w:rFonts w:ascii="Consolas" w:cs="Consolas" w:eastAsia="Consolas" w:hAnsi="Consolas"/>
+          <w:sz w:val="17"/>
+          <w:szCs w:val="17"/>
+        </w:rPr>
+        <w:t xml:space="preserve">        run: npm test</w:t>
       </w:r>
     </w:p>
     <w:p>
       <w:pPr>
         <w:spacing w:after="120" w:line="276"/>
       </w:pPr>
+      <w:r>
+        <w:rPr>
+          <w:rFonts w:ascii="Calibri" w:cs="Calibri" w:eastAsia="Calibri" w:hAnsi="Calibri"/>
+          <w:b/>
+          <w:bCs/>
+          <w:sz w:val="22"/>
+          <w:szCs w:val="22"/>
+        </w:rPr>
+        <w:t xml:space="preserve">Trigger. </w:t>
+      </w:r>
       <w:r>
         <w:rPr>
           <w:rFonts w:ascii="Calibri" w:cs="Calibri" w:eastAsia="Calibri" w:hAnsi="Calibri"/>
           <w:sz w:val="22"/>
           <w:szCs w:val="22"/>
         </w:rPr>
-        <w:t xml:space="preserve">A small CommonJS calculator module with a Jest test suite — deliberately simple, so the focus stays on the pipeline rather than the application.</w:t>
-      </w:r>
-    </w:p>
-    <w:p>
-      <w:pPr>
-        <w:pBdr>
-          <w:left w:val="single" w:color="C9CED6" w:sz="12" w:space="6"/>
-        </w:pBdr>
-        <w:shd w:fill="F4F5F7" w:val="clear"/>
-        <w:spacing w:after="0" w:before="120" w:line="240"/>
-        <w:ind w:left="120" w:right="120"/>
-      </w:pPr>
-      <w:r>
-        <w:rPr>
-          <w:rFonts w:ascii="Consolas" w:cs="Consolas" w:eastAsia="Consolas" w:hAnsi="Consolas"/>
-          <w:sz w:val="17"/>
-          <w:szCs w:val="17"/>
-        </w:rPr>
-        <w:t xml:space="preserve">Lab2_CI_Workflow/</w:t>
-      </w:r>
-    </w:p>
-    <w:p>
-      <w:pPr>
-        <w:pBdr>
-          <w:left w:val="single" w:color="C9CED6" w:sz="12" w:space="6"/>
-        </w:pBdr>
-        <w:shd w:fill="F4F5F7" w:val="clear"/>
-        <w:spacing w:after="0" w:before="0" w:line="240"/>
-        <w:ind w:left="120" w:right="120"/>
-      </w:pPr>
-      <w:r>
-        <w:rPr>
-          <w:rFonts w:ascii="Consolas" w:cs="Consolas" w:eastAsia="Consolas" w:hAnsi="Consolas"/>
-          <w:sz w:val="17"/>
-          <w:szCs w:val="17"/>
-        </w:rPr>
-        <w:t xml:space="preserve">├── .github/workflows/ci.yml     # the CI pipeline</w:t>
-      </w:r>
-    </w:p>
-    <w:p>
-      <w:pPr>
-        <w:pBdr>
-          <w:left w:val="single" w:color="C9CED6" w:sz="12" w:space="6"/>
-        </w:pBdr>
-        <w:shd w:fill="F4F5F7" w:val="clear"/>
-        <w:spacing w:after="0" w:before="0" w:line="240"/>
-        <w:ind w:left="120" w:right="120"/>
-      </w:pPr>
-      <w:r>
-        <w:rPr>
-          <w:rFonts w:ascii="Consolas" w:cs="Consolas" w:eastAsia="Consolas" w:hAnsi="Consolas"/>
-          <w:sz w:val="17"/>
-          <w:szCs w:val="17"/>
-        </w:rPr>
-        <w:t xml:space="preserve">├── .eslintrc.json               # lint rules (eslint:recommended)</w:t>
-      </w:r>
-    </w:p>
-    <w:p>
-      <w:pPr>
-        <w:pBdr>
-          <w:left w:val="single" w:color="C9CED6" w:sz="12" w:space="6"/>
-        </w:pBdr>
-        <w:shd w:fill="F4F5F7" w:val="clear"/>
-        <w:spacing w:after="0" w:before="0" w:line="240"/>
-        <w:ind w:left="120" w:right="120"/>
-      </w:pPr>
-      <w:r>
-        <w:rPr>
-          <w:rFonts w:ascii="Consolas" w:cs="Consolas" w:eastAsia="Consolas" w:hAnsi="Consolas"/>
-          <w:sz w:val="17"/>
-          <w:szCs w:val="17"/>
-        </w:rPr>
-        <w:t xml:space="preserve">├── package.json                 # npm scripts: "lint", "test"</w:t>
-      </w:r>
-    </w:p>
-    <w:p>
-      <w:pPr>
-        <w:pBdr>
-          <w:left w:val="single" w:color="C9CED6" w:sz="12" w:space="6"/>
-        </w:pBdr>
-        <w:shd w:fill="F4F5F7" w:val="clear"/>
-        <w:spacing w:after="0" w:before="0" w:line="240"/>
-        <w:ind w:left="120" w:right="120"/>
-      </w:pPr>
-      <w:r>
-        <w:rPr>
-          <w:rFonts w:ascii="Consolas" w:cs="Consolas" w:eastAsia="Consolas" w:hAnsi="Consolas"/>
-          <w:sz w:val="17"/>
-          <w:szCs w:val="17"/>
-        </w:rPr>
-        <w:t xml:space="preserve">├── src/calculator.js            # add, subtract, multiply, divide</w:t>
-      </w:r>
-    </w:p>
-    <w:p>
-      <w:pPr>
-        <w:pBdr>
-          <w:left w:val="single" w:color="C9CED6" w:sz="12" w:space="6"/>
-        </w:pBdr>
-        <w:shd w:fill="F4F5F7" w:val="clear"/>
-        <w:spacing w:after="0" w:before="0" w:line="240"/>
-        <w:ind w:left="120" w:right="120"/>
-      </w:pPr>
-      <w:r>
-        <w:rPr>
-          <w:rFonts w:ascii="Consolas" w:cs="Consolas" w:eastAsia="Consolas" w:hAnsi="Consolas"/>
-          <w:sz w:val="17"/>
-          <w:szCs w:val="17"/>
-        </w:rPr>
-        <w:t xml:space="preserve">├── tests/calculator.test.js     # 5 Jest test cases</w:t>
-      </w:r>
-    </w:p>
-    <w:p>
-      <w:pPr>
-        <w:pBdr>
-          <w:left w:val="single" w:color="C9CED6" w:sz="12" w:space="6"/>
-        </w:pBdr>
-        <w:shd w:fill="F4F5F7" w:val="clear"/>
-        <w:spacing w:after="160" w:before="0" w:line="240"/>
-        <w:ind w:left="120" w:right="120"/>
-      </w:pPr>
-      <w:r>
-        <w:rPr>
-          <w:rFonts w:ascii="Consolas" w:cs="Consolas" w:eastAsia="Consolas" w:hAnsi="Consolas"/>
-          <w:sz w:val="17"/>
-          <w:szCs w:val="17"/>
-        </w:rPr>
-        <w:t xml:space="preserve">└── docs/CI_WORKFLOW.md          # the Markdown source of this document</w:t>
+        <w:t xml:space="preserve">push with the "**" glob means every commit on every branch starts a run — this is the commit trigger the lab asks for. pull_request adds a second check before anything merges into main.</w:t>
       </w:r>
     </w:p>
     <w:p>
       <w:pPr>
         <w:spacing w:after="120" w:line="276"/>
       </w:pPr>
+      <w:r>
+        <w:rPr>
+          <w:rFonts w:ascii="Calibri" w:cs="Calibri" w:eastAsia="Calibri" w:hAnsi="Calibri"/>
+          <w:b/>
+          <w:bCs/>
+          <w:sz w:val="22"/>
+          <w:szCs w:val="22"/>
+        </w:rPr>
+        <w:t xml:space="preserve">Matrix. </w:t>
+      </w:r>
       <w:r>
         <w:rPr>
           <w:rFonts w:ascii="Calibri" w:cs="Calibri" w:eastAsia="Calibri" w:hAnsi="Calibri"/>
           <w:sz w:val="22"/>
           <w:szCs w:val="22"/>
         </w:rPr>
-        <w:t xml:space="preserve">divide() throws on division by zero, and one test asserts that behaviour — so the suite covers a happy path and an error path.</w:t>
-      </w:r>
-    </w:p>
-    <w:p>
-      <w:pPr>
-        <w:pStyle w:val="Heading1"/>
-        <w:spacing w:after="160" w:before="360"/>
-      </w:pPr>
-      <w:r>
-        <w:t xml:space="preserve">4. Pipeline design</w:t>
-      </w:r>
-    </w:p>
-    <w:p>
-      <w:pPr>
-        <w:pStyle w:val="Heading2"/>
-        <w:spacing w:after="120" w:before="260"/>
-      </w:pPr>
-      <w:r>
-        <w:t xml:space="preserve">4.1 Trigger</w:t>
-      </w:r>
-    </w:p>
-    <w:p>
-      <w:pPr>
-        <w:pBdr>
-          <w:left w:val="single" w:color="C9CED6" w:sz="12" w:space="6"/>
-        </w:pBdr>
-        <w:shd w:fill="F4F5F7" w:val="clear"/>
-        <w:spacing w:after="0" w:before="120" w:line="240"/>
-        <w:ind w:left="120" w:right="120"/>
-      </w:pPr>
-      <w:r>
-        <w:rPr>
-          <w:rFonts w:ascii="Consolas" w:cs="Consolas" w:eastAsia="Consolas" w:hAnsi="Consolas"/>
-          <w:sz w:val="17"/>
-          <w:szCs w:val="17"/>
-        </w:rPr>
-        <w:t xml:space="preserve">on:</w:t>
-      </w:r>
-    </w:p>
-    <w:p>
-      <w:pPr>
-        <w:pBdr>
-          <w:left w:val="single" w:color="C9CED6" w:sz="12" w:space="6"/>
-        </w:pBdr>
-        <w:shd w:fill="F4F5F7" w:val="clear"/>
-        <w:spacing w:after="0" w:before="0" w:line="240"/>
-        <w:ind w:left="120" w:right="120"/>
-      </w:pPr>
-      <w:r>
-        <w:rPr>
-          <w:rFonts w:ascii="Consolas" w:cs="Consolas" w:eastAsia="Consolas" w:hAnsi="Consolas"/>
-          <w:sz w:val="17"/>
-          <w:szCs w:val="17"/>
-        </w:rPr>
-        <w:t xml:space="preserve">  push:</w:t>
-      </w:r>
-    </w:p>
-    <w:p>
-      <w:pPr>
-        <w:pBdr>
-          <w:left w:val="single" w:color="C9CED6" w:sz="12" w:space="6"/>
-        </w:pBdr>
-        <w:shd w:fill="F4F5F7" w:val="clear"/>
-        <w:spacing w:after="0" w:before="0" w:line="240"/>
-        <w:ind w:left="120" w:right="120"/>
-      </w:pPr>
-      <w:r>
-        <w:rPr>
-          <w:rFonts w:ascii="Consolas" w:cs="Consolas" w:eastAsia="Consolas" w:hAnsi="Consolas"/>
-          <w:sz w:val="17"/>
-          <w:szCs w:val="17"/>
-        </w:rPr>
-        <w:t xml:space="preserve">    branches: ["**"]        # every commit, on every branch</w:t>
-      </w:r>
-    </w:p>
-    <w:p>
-      <w:pPr>
-        <w:pBdr>
-          <w:left w:val="single" w:color="C9CED6" w:sz="12" w:space="6"/>
-        </w:pBdr>
-        <w:shd w:fill="F4F5F7" w:val="clear"/>
-        <w:spacing w:after="0" w:before="0" w:line="240"/>
-        <w:ind w:left="120" w:right="120"/>
-      </w:pPr>
-      <w:r>
-        <w:rPr>
-          <w:rFonts w:ascii="Consolas" w:cs="Consolas" w:eastAsia="Consolas" w:hAnsi="Consolas"/>
-          <w:sz w:val="17"/>
-          <w:szCs w:val="17"/>
-        </w:rPr>
-        <w:t xml:space="preserve">  pull_request:</w:t>
-      </w:r>
-    </w:p>
-    <w:p>
-      <w:pPr>
-        <w:pBdr>
-          <w:left w:val="single" w:color="C9CED6" w:sz="12" w:space="6"/>
-        </w:pBdr>
-        <w:shd w:fill="F4F5F7" w:val="clear"/>
-        <w:spacing w:after="160" w:before="0" w:line="240"/>
-        <w:ind w:left="120" w:right="120"/>
-      </w:pPr>
-      <w:r>
-        <w:rPr>
-          <w:rFonts w:ascii="Consolas" w:cs="Consolas" w:eastAsia="Consolas" w:hAnsi="Consolas"/>
-          <w:sz w:val="17"/>
-          <w:szCs w:val="17"/>
-        </w:rPr>
-        <w:t xml:space="preserve">    branches: ["main"]      # and every PR aimed at main</w:t>
+        <w:t xml:space="preserve">The job runs twice in parallel, on Node 18 and Node 20, to catch version-specific breakage.</w:t>
       </w:r>
     </w:p>
     <w:p>
       <w:pPr>
         <w:spacing w:after="120" w:line="276"/>
       </w:pPr>
+      <w:r>
+        <w:rPr>
+          <w:rFonts w:ascii="Calibri" w:cs="Calibri" w:eastAsia="Calibri" w:hAnsi="Calibri"/>
+          <w:b/>
+          <w:bCs/>
+          <w:sz w:val="22"/>
+          <w:szCs w:val="22"/>
+        </w:rPr>
+        <w:t xml:space="preserve">Steps. </w:t>
+      </w:r>
       <w:r>
         <w:rPr>
           <w:rFonts w:ascii="Calibri" w:cs="Calibri" w:eastAsia="Calibri" w:hAnsi="Calibri"/>
           <w:sz w:val="22"/>
           <w:szCs w:val="22"/>
         </w:rPr>
-        <w:t xml:space="preserve">push with the "**" glob is what satisfies the "triggered by commits" requirement: any commit pushed to any branch starts a run. The pull_request trigger adds a second safety net so that a merge into main is verified before it lands.</w:t>
-      </w:r>
-    </w:p>
-    <w:p>
-      <w:pPr>
-        <w:pStyle w:val="Heading2"/>
-        <w:spacing w:after="120" w:before="260"/>
-      </w:pPr>
-      <w:r>
-        <w:t xml:space="preserve">4.2 Job and matrix</w:t>
-      </w:r>
-    </w:p>
-    <w:p>
-      <w:pPr>
-        <w:pBdr>
-          <w:left w:val="single" w:color="C9CED6" w:sz="12" w:space="6"/>
-        </w:pBdr>
-        <w:shd w:fill="F4F5F7" w:val="clear"/>
-        <w:spacing w:after="0" w:before="120" w:line="240"/>
-        <w:ind w:left="120" w:right="120"/>
-      </w:pPr>
-      <w:r>
-        <w:rPr>
-          <w:rFonts w:ascii="Consolas" w:cs="Consolas" w:eastAsia="Consolas" w:hAnsi="Consolas"/>
-          <w:sz w:val="17"/>
-          <w:szCs w:val="17"/>
-        </w:rPr>
-        <w:t xml:space="preserve">jobs:</w:t>
-      </w:r>
-    </w:p>
-    <w:p>
-      <w:pPr>
-        <w:pBdr>
-          <w:left w:val="single" w:color="C9CED6" w:sz="12" w:space="6"/>
-        </w:pBdr>
-        <w:shd w:fill="F4F5F7" w:val="clear"/>
-        <w:spacing w:after="0" w:before="0" w:line="240"/>
-        <w:ind w:left="120" w:right="120"/>
-      </w:pPr>
-      <w:r>
-        <w:rPr>
-          <w:rFonts w:ascii="Consolas" w:cs="Consolas" w:eastAsia="Consolas" w:hAnsi="Consolas"/>
-          <w:sz w:val="17"/>
-          <w:szCs w:val="17"/>
-        </w:rPr>
-        <w:t xml:space="preserve">  build-and-test:</w:t>
-      </w:r>
-    </w:p>
-    <w:p>
-      <w:pPr>
-        <w:pBdr>
-          <w:left w:val="single" w:color="C9CED6" w:sz="12" w:space="6"/>
-        </w:pBdr>
-        <w:shd w:fill="F4F5F7" w:val="clear"/>
-        <w:spacing w:after="0" w:before="0" w:line="240"/>
-        <w:ind w:left="120" w:right="120"/>
-      </w:pPr>
-      <w:r>
-        <w:rPr>
-          <w:rFonts w:ascii="Consolas" w:cs="Consolas" w:eastAsia="Consolas" w:hAnsi="Consolas"/>
-          <w:sz w:val="17"/>
-          <w:szCs w:val="17"/>
-        </w:rPr>
-        <w:t xml:space="preserve">    name: Build &amp; Test (Node ${{ matrix.node-version }})</w:t>
-      </w:r>
-    </w:p>
-    <w:p>
-      <w:pPr>
-        <w:pBdr>
-          <w:left w:val="single" w:color="C9CED6" w:sz="12" w:space="6"/>
-        </w:pBdr>
-        <w:shd w:fill="F4F5F7" w:val="clear"/>
-        <w:spacing w:after="0" w:before="0" w:line="240"/>
-        <w:ind w:left="120" w:right="120"/>
-      </w:pPr>
-      <w:r>
-        <w:rPr>
-          <w:rFonts w:ascii="Consolas" w:cs="Consolas" w:eastAsia="Consolas" w:hAnsi="Consolas"/>
-          <w:sz w:val="17"/>
-          <w:szCs w:val="17"/>
-        </w:rPr>
-        <w:t xml:space="preserve">    runs-on: ubuntu-latest</w:t>
-      </w:r>
-    </w:p>
-    <w:p>
-      <w:pPr>
-        <w:pBdr>
-          <w:left w:val="single" w:color="C9CED6" w:sz="12" w:space="6"/>
-        </w:pBdr>
-        <w:shd w:fill="F4F5F7" w:val="clear"/>
-        <w:spacing w:after="0" w:before="0" w:line="240"/>
-        <w:ind w:left="120" w:right="120"/>
-      </w:pPr>
-      <w:r>
-        <w:rPr>
-          <w:rFonts w:ascii="Consolas" w:cs="Consolas" w:eastAsia="Consolas" w:hAnsi="Consolas"/>
-          <w:sz w:val="17"/>
-          <w:szCs w:val="17"/>
-        </w:rPr>
-        <w:t xml:space="preserve">    strategy:</w:t>
-      </w:r>
-    </w:p>
-    <w:p>
-      <w:pPr>
-        <w:pBdr>
-          <w:left w:val="single" w:color="C9CED6" w:sz="12" w:space="6"/>
-        </w:pBdr>
-        <w:shd w:fill="F4F5F7" w:val="clear"/>
-        <w:spacing w:after="0" w:before="0" w:line="240"/>
-        <w:ind w:left="120" w:right="120"/>
-      </w:pPr>
-      <w:r>
-        <w:rPr>
-          <w:rFonts w:ascii="Consolas" w:cs="Consolas" w:eastAsia="Consolas" w:hAnsi="Consolas"/>
-          <w:sz w:val="17"/>
-          <w:szCs w:val="17"/>
-        </w:rPr>
-        <w:t xml:space="preserve">      matrix:</w:t>
-      </w:r>
-    </w:p>
-    <w:p>
-      <w:pPr>
-        <w:pBdr>
-          <w:left w:val="single" w:color="C9CED6" w:sz="12" w:space="6"/>
-        </w:pBdr>
-        <w:shd w:fill="F4F5F7" w:val="clear"/>
-        <w:spacing w:after="160" w:before="0" w:line="240"/>
-        <w:ind w:left="120" w:right="120"/>
-      </w:pPr>
-      <w:r>
-        <w:rPr>
-          <w:rFonts w:ascii="Consolas" w:cs="Consolas" w:eastAsia="Consolas" w:hAnsi="Consolas"/>
-          <w:sz w:val="17"/>
-          <w:szCs w:val="17"/>
-        </w:rPr>
-        <w:t xml:space="preserve">        node-version: [18.x, 20.x]</w:t>
-      </w:r>
-    </w:p>
-    <w:p>
-      <w:pPr>
-        <w:spacing w:after="120" w:line="276"/>
-      </w:pPr>
-      <w:r>
-        <w:rPr>
-          <w:rFonts w:ascii="Calibri" w:cs="Calibri" w:eastAsia="Calibri" w:hAnsi="Calibri"/>
-          <w:sz w:val="22"/>
-          <w:szCs w:val="22"/>
-        </w:rPr>
-        <w:t xml:space="preserve">One job, executed twice in parallel — once on Node 18 and once on Node 20. This catches runtime-version-specific breakage, which is the cheapest useful form of compatibility testing.</w:t>
-      </w:r>
-    </w:p>
-    <w:p>
-      <w:pPr>
-        <w:pStyle w:val="Heading2"/>
-        <w:spacing w:after="120" w:before="260"/>
-      </w:pPr>
-      <w:r>
-        <w:t xml:space="preserve">4.3 Steps</w:t>
+        <w:t xml:space="preserve"/>
       </w:r>
     </w:p>
     <w:tbl>
@@ -1509,7 +1330,7 @@
                 <w:sz w:val="19"/>
                 <w:szCs w:val="19"/>
               </w:rPr>
-              <w:t xml:space="preserve">Action / command</w:t>
+              <w:t xml:space="preserve">Command / action</w:t>
             </w:r>
           </w:p>
         </w:tc>
@@ -1593,7 +1414,7 @@
                 <w:sz w:val="19"/>
                 <w:szCs w:val="19"/>
               </w:rPr>
-              <w:t xml:space="preserve">Checkout repository</w:t>
+              <w:t xml:space="preserve">Checkout</w:t>
             </w:r>
           </w:p>
         </w:tc>
@@ -1647,7 +1468,7 @@
                 <w:sz w:val="19"/>
                 <w:szCs w:val="19"/>
               </w:rPr>
-              <w:t xml:space="preserve">Clone the commit that triggered the run</w:t>
+              <w:t xml:space="preserve">Clone the triggering commit</w:t>
             </w:r>
           </w:p>
         </w:tc>
@@ -1703,7 +1524,7 @@
                 <w:sz w:val="19"/>
                 <w:szCs w:val="19"/>
               </w:rPr>
-              <w:t xml:space="preserve">Set up Node.js</w:t>
+              <w:t xml:space="preserve">Set up Node</w:t>
             </w:r>
           </w:p>
         </w:tc>
@@ -1730,7 +1551,7 @@
                 <w:sz w:val="19"/>
                 <w:szCs w:val="19"/>
               </w:rPr>
-              <w:t xml:space="preserve">actions/setup-node@v4 (cache: npm)</w:t>
+              <w:t xml:space="preserve">actions/setup-node@v4</w:t>
             </w:r>
           </w:p>
         </w:tc>
@@ -1757,7 +1578,7 @@
                 <w:sz w:val="19"/>
                 <w:szCs w:val="19"/>
               </w:rPr>
-              <w:t xml:space="preserve">Install the matrix Node version; cache ~/.npm</w:t>
+              <w:t xml:space="preserve">Install Node; cache ~/.npm</w:t>
             </w:r>
           </w:p>
         </w:tc>
@@ -1813,7 +1634,7 @@
                 <w:sz w:val="19"/>
                 <w:szCs w:val="19"/>
               </w:rPr>
-              <w:t xml:space="preserve">Install dependencies</w:t>
+              <w:t xml:space="preserve">Install</w:t>
             </w:r>
           </w:p>
         </w:tc>
@@ -1923,7 +1744,7 @@
                 <w:sz w:val="19"/>
                 <w:szCs w:val="19"/>
               </w:rPr>
-              <w:t xml:space="preserve">Run linter</w:t>
+              <w:t xml:space="preserve">Lint</w:t>
             </w:r>
           </w:p>
         </w:tc>
@@ -1977,7 +1798,7 @@
                 <w:sz w:val="19"/>
                 <w:szCs w:val="19"/>
               </w:rPr>
-              <w:t xml:space="preserve">Static analysis — fails the job on any lint error</w:t>
+              <w:t xml:space="preserve">Fail on any lint error</w:t>
             </w:r>
           </w:p>
         </w:tc>
@@ -2033,7 +1854,7 @@
                 <w:sz w:val="19"/>
                 <w:szCs w:val="19"/>
               </w:rPr>
-              <w:t xml:space="preserve">Run tests</w:t>
+              <w:t xml:space="preserve">Test</w:t>
             </w:r>
           </w:p>
         </w:tc>
@@ -2087,7 +1908,7 @@
                 <w:sz w:val="19"/>
                 <w:szCs w:val="19"/>
               </w:rPr>
-              <w:t xml:space="preserve">Execute the Jest suite</w:t>
+              <w:t xml:space="preserve">Run the Jest suite</w:t>
             </w:r>
           </w:p>
         </w:tc>
@@ -2116,682 +1937,7 @@
           <w:sz w:val="22"/>
           <w:szCs w:val="22"/>
         </w:rPr>
-        <w:t xml:space="preserve">Steps run in order and any non-zero exit code aborts the job and marks the run failed, so a broken commit is visible on GitHub within seconds.</w:t>
-      </w:r>
-    </w:p>
-    <w:p>
-      <w:pPr>
-        <w:pStyle w:val="Heading2"/>
-        <w:spacing w:after="120" w:before="260"/>
-      </w:pPr>
-      <w:r>
-        <w:t xml:space="preserve">4.4 Full workflow file</w:t>
-      </w:r>
-    </w:p>
-    <w:p>
-      <w:pPr>
-        <w:pBdr>
-          <w:left w:val="single" w:color="C9CED6" w:sz="12" w:space="6"/>
-        </w:pBdr>
-        <w:shd w:fill="F4F5F7" w:val="clear"/>
-        <w:spacing w:after="0" w:before="120" w:line="240"/>
-        <w:ind w:left="120" w:right="120"/>
-      </w:pPr>
-      <w:r>
-        <w:rPr>
-          <w:rFonts w:ascii="Consolas" w:cs="Consolas" w:eastAsia="Consolas" w:hAnsi="Consolas"/>
-          <w:sz w:val="17"/>
-          <w:szCs w:val="17"/>
-        </w:rPr>
-        <w:t xml:space="preserve">name: CI</w:t>
-      </w:r>
-    </w:p>
-    <w:p>
-      <w:pPr>
-        <w:pBdr>
-          <w:left w:val="single" w:color="C9CED6" w:sz="12" w:space="6"/>
-        </w:pBdr>
-        <w:shd w:fill="F4F5F7" w:val="clear"/>
-        <w:spacing w:after="0" w:before="0" w:line="240"/>
-        <w:ind w:left="120" w:right="120"/>
-      </w:pPr>
-      <w:r>
-        <w:rPr>
-          <w:rFonts w:ascii="Consolas" w:cs="Consolas" w:eastAsia="Consolas" w:hAnsi="Consolas"/>
-          <w:sz w:val="17"/>
-          <w:szCs w:val="17"/>
-        </w:rPr>
-        <w:t xml:space="preserve"> </w:t>
-      </w:r>
-    </w:p>
-    <w:p>
-      <w:pPr>
-        <w:pBdr>
-          <w:left w:val="single" w:color="C9CED6" w:sz="12" w:space="6"/>
-        </w:pBdr>
-        <w:shd w:fill="F4F5F7" w:val="clear"/>
-        <w:spacing w:after="0" w:before="0" w:line="240"/>
-        <w:ind w:left="120" w:right="120"/>
-      </w:pPr>
-      <w:r>
-        <w:rPr>
-          <w:rFonts w:ascii="Consolas" w:cs="Consolas" w:eastAsia="Consolas" w:hAnsi="Consolas"/>
-          <w:sz w:val="17"/>
-          <w:szCs w:val="17"/>
-        </w:rPr>
-        <w:t xml:space="preserve"># Trigger the workflow on every commit pushed to any branch,</w:t>
-      </w:r>
-    </w:p>
-    <w:p>
-      <w:pPr>
-        <w:pBdr>
-          <w:left w:val="single" w:color="C9CED6" w:sz="12" w:space="6"/>
-        </w:pBdr>
-        <w:shd w:fill="F4F5F7" w:val="clear"/>
-        <w:spacing w:after="0" w:before="0" w:line="240"/>
-        <w:ind w:left="120" w:right="120"/>
-      </w:pPr>
-      <w:r>
-        <w:rPr>
-          <w:rFonts w:ascii="Consolas" w:cs="Consolas" w:eastAsia="Consolas" w:hAnsi="Consolas"/>
-          <w:sz w:val="17"/>
-          <w:szCs w:val="17"/>
-        </w:rPr>
-        <w:t xml:space="preserve"># and on every pull request targeting main.</w:t>
-      </w:r>
-    </w:p>
-    <w:p>
-      <w:pPr>
-        <w:pBdr>
-          <w:left w:val="single" w:color="C9CED6" w:sz="12" w:space="6"/>
-        </w:pBdr>
-        <w:shd w:fill="F4F5F7" w:val="clear"/>
-        <w:spacing w:after="0" w:before="0" w:line="240"/>
-        <w:ind w:left="120" w:right="120"/>
-      </w:pPr>
-      <w:r>
-        <w:rPr>
-          <w:rFonts w:ascii="Consolas" w:cs="Consolas" w:eastAsia="Consolas" w:hAnsi="Consolas"/>
-          <w:sz w:val="17"/>
-          <w:szCs w:val="17"/>
-        </w:rPr>
-        <w:t xml:space="preserve">on:</w:t>
-      </w:r>
-    </w:p>
-    <w:p>
-      <w:pPr>
-        <w:pBdr>
-          <w:left w:val="single" w:color="C9CED6" w:sz="12" w:space="6"/>
-        </w:pBdr>
-        <w:shd w:fill="F4F5F7" w:val="clear"/>
-        <w:spacing w:after="0" w:before="0" w:line="240"/>
-        <w:ind w:left="120" w:right="120"/>
-      </w:pPr>
-      <w:r>
-        <w:rPr>
-          <w:rFonts w:ascii="Consolas" w:cs="Consolas" w:eastAsia="Consolas" w:hAnsi="Consolas"/>
-          <w:sz w:val="17"/>
-          <w:szCs w:val="17"/>
-        </w:rPr>
-        <w:t xml:space="preserve">  push:</w:t>
-      </w:r>
-    </w:p>
-    <w:p>
-      <w:pPr>
-        <w:pBdr>
-          <w:left w:val="single" w:color="C9CED6" w:sz="12" w:space="6"/>
-        </w:pBdr>
-        <w:shd w:fill="F4F5F7" w:val="clear"/>
-        <w:spacing w:after="0" w:before="0" w:line="240"/>
-        <w:ind w:left="120" w:right="120"/>
-      </w:pPr>
-      <w:r>
-        <w:rPr>
-          <w:rFonts w:ascii="Consolas" w:cs="Consolas" w:eastAsia="Consolas" w:hAnsi="Consolas"/>
-          <w:sz w:val="17"/>
-          <w:szCs w:val="17"/>
-        </w:rPr>
-        <w:t xml:space="preserve">    branches: ["**"]</w:t>
-      </w:r>
-    </w:p>
-    <w:p>
-      <w:pPr>
-        <w:pBdr>
-          <w:left w:val="single" w:color="C9CED6" w:sz="12" w:space="6"/>
-        </w:pBdr>
-        <w:shd w:fill="F4F5F7" w:val="clear"/>
-        <w:spacing w:after="0" w:before="0" w:line="240"/>
-        <w:ind w:left="120" w:right="120"/>
-      </w:pPr>
-      <w:r>
-        <w:rPr>
-          <w:rFonts w:ascii="Consolas" w:cs="Consolas" w:eastAsia="Consolas" w:hAnsi="Consolas"/>
-          <w:sz w:val="17"/>
-          <w:szCs w:val="17"/>
-        </w:rPr>
-        <w:t xml:space="preserve">  pull_request:</w:t>
-      </w:r>
-    </w:p>
-    <w:p>
-      <w:pPr>
-        <w:pBdr>
-          <w:left w:val="single" w:color="C9CED6" w:sz="12" w:space="6"/>
-        </w:pBdr>
-        <w:shd w:fill="F4F5F7" w:val="clear"/>
-        <w:spacing w:after="0" w:before="0" w:line="240"/>
-        <w:ind w:left="120" w:right="120"/>
-      </w:pPr>
-      <w:r>
-        <w:rPr>
-          <w:rFonts w:ascii="Consolas" w:cs="Consolas" w:eastAsia="Consolas" w:hAnsi="Consolas"/>
-          <w:sz w:val="17"/>
-          <w:szCs w:val="17"/>
-        </w:rPr>
-        <w:t xml:space="preserve">    branches: ["main"]</w:t>
-      </w:r>
-    </w:p>
-    <w:p>
-      <w:pPr>
-        <w:pBdr>
-          <w:left w:val="single" w:color="C9CED6" w:sz="12" w:space="6"/>
-        </w:pBdr>
-        <w:shd w:fill="F4F5F7" w:val="clear"/>
-        <w:spacing w:after="0" w:before="0" w:line="240"/>
-        <w:ind w:left="120" w:right="120"/>
-      </w:pPr>
-      <w:r>
-        <w:rPr>
-          <w:rFonts w:ascii="Consolas" w:cs="Consolas" w:eastAsia="Consolas" w:hAnsi="Consolas"/>
-          <w:sz w:val="17"/>
-          <w:szCs w:val="17"/>
-        </w:rPr>
-        <w:t xml:space="preserve"> </w:t>
-      </w:r>
-    </w:p>
-    <w:p>
-      <w:pPr>
-        <w:pBdr>
-          <w:left w:val="single" w:color="C9CED6" w:sz="12" w:space="6"/>
-        </w:pBdr>
-        <w:shd w:fill="F4F5F7" w:val="clear"/>
-        <w:spacing w:after="0" w:before="0" w:line="240"/>
-        <w:ind w:left="120" w:right="120"/>
-      </w:pPr>
-      <w:r>
-        <w:rPr>
-          <w:rFonts w:ascii="Consolas" w:cs="Consolas" w:eastAsia="Consolas" w:hAnsi="Consolas"/>
-          <w:sz w:val="17"/>
-          <w:szCs w:val="17"/>
-        </w:rPr>
-        <w:t xml:space="preserve">jobs:</w:t>
-      </w:r>
-    </w:p>
-    <w:p>
-      <w:pPr>
-        <w:pBdr>
-          <w:left w:val="single" w:color="C9CED6" w:sz="12" w:space="6"/>
-        </w:pBdr>
-        <w:shd w:fill="F4F5F7" w:val="clear"/>
-        <w:spacing w:after="0" w:before="0" w:line="240"/>
-        <w:ind w:left="120" w:right="120"/>
-      </w:pPr>
-      <w:r>
-        <w:rPr>
-          <w:rFonts w:ascii="Consolas" w:cs="Consolas" w:eastAsia="Consolas" w:hAnsi="Consolas"/>
-          <w:sz w:val="17"/>
-          <w:szCs w:val="17"/>
-        </w:rPr>
-        <w:t xml:space="preserve">  build-and-test:</w:t>
-      </w:r>
-    </w:p>
-    <w:p>
-      <w:pPr>
-        <w:pBdr>
-          <w:left w:val="single" w:color="C9CED6" w:sz="12" w:space="6"/>
-        </w:pBdr>
-        <w:shd w:fill="F4F5F7" w:val="clear"/>
-        <w:spacing w:after="0" w:before="0" w:line="240"/>
-        <w:ind w:left="120" w:right="120"/>
-      </w:pPr>
-      <w:r>
-        <w:rPr>
-          <w:rFonts w:ascii="Consolas" w:cs="Consolas" w:eastAsia="Consolas" w:hAnsi="Consolas"/>
-          <w:sz w:val="17"/>
-          <w:szCs w:val="17"/>
-        </w:rPr>
-        <w:t xml:space="preserve">    name: Build &amp; Test (Node ${{ matrix.node-version }})</w:t>
-      </w:r>
-    </w:p>
-    <w:p>
-      <w:pPr>
-        <w:pBdr>
-          <w:left w:val="single" w:color="C9CED6" w:sz="12" w:space="6"/>
-        </w:pBdr>
-        <w:shd w:fill="F4F5F7" w:val="clear"/>
-        <w:spacing w:after="0" w:before="0" w:line="240"/>
-        <w:ind w:left="120" w:right="120"/>
-      </w:pPr>
-      <w:r>
-        <w:rPr>
-          <w:rFonts w:ascii="Consolas" w:cs="Consolas" w:eastAsia="Consolas" w:hAnsi="Consolas"/>
-          <w:sz w:val="17"/>
-          <w:szCs w:val="17"/>
-        </w:rPr>
-        <w:t xml:space="preserve">    runs-on: ubuntu-latest</w:t>
-      </w:r>
-    </w:p>
-    <w:p>
-      <w:pPr>
-        <w:pBdr>
-          <w:left w:val="single" w:color="C9CED6" w:sz="12" w:space="6"/>
-        </w:pBdr>
-        <w:shd w:fill="F4F5F7" w:val="clear"/>
-        <w:spacing w:after="0" w:before="0" w:line="240"/>
-        <w:ind w:left="120" w:right="120"/>
-      </w:pPr>
-      <w:r>
-        <w:rPr>
-          <w:rFonts w:ascii="Consolas" w:cs="Consolas" w:eastAsia="Consolas" w:hAnsi="Consolas"/>
-          <w:sz w:val="17"/>
-          <w:szCs w:val="17"/>
-        </w:rPr>
-        <w:t xml:space="preserve"> </w:t>
-      </w:r>
-    </w:p>
-    <w:p>
-      <w:pPr>
-        <w:pBdr>
-          <w:left w:val="single" w:color="C9CED6" w:sz="12" w:space="6"/>
-        </w:pBdr>
-        <w:shd w:fill="F4F5F7" w:val="clear"/>
-        <w:spacing w:after="0" w:before="0" w:line="240"/>
-        <w:ind w:left="120" w:right="120"/>
-      </w:pPr>
-      <w:r>
-        <w:rPr>
-          <w:rFonts w:ascii="Consolas" w:cs="Consolas" w:eastAsia="Consolas" w:hAnsi="Consolas"/>
-          <w:sz w:val="17"/>
-          <w:szCs w:val="17"/>
-        </w:rPr>
-        <w:t xml:space="preserve">    strategy:</w:t>
-      </w:r>
-    </w:p>
-    <w:p>
-      <w:pPr>
-        <w:pBdr>
-          <w:left w:val="single" w:color="C9CED6" w:sz="12" w:space="6"/>
-        </w:pBdr>
-        <w:shd w:fill="F4F5F7" w:val="clear"/>
-        <w:spacing w:after="0" w:before="0" w:line="240"/>
-        <w:ind w:left="120" w:right="120"/>
-      </w:pPr>
-      <w:r>
-        <w:rPr>
-          <w:rFonts w:ascii="Consolas" w:cs="Consolas" w:eastAsia="Consolas" w:hAnsi="Consolas"/>
-          <w:sz w:val="17"/>
-          <w:szCs w:val="17"/>
-        </w:rPr>
-        <w:t xml:space="preserve">      matrix:</w:t>
-      </w:r>
-    </w:p>
-    <w:p>
-      <w:pPr>
-        <w:pBdr>
-          <w:left w:val="single" w:color="C9CED6" w:sz="12" w:space="6"/>
-        </w:pBdr>
-        <w:shd w:fill="F4F5F7" w:val="clear"/>
-        <w:spacing w:after="0" w:before="0" w:line="240"/>
-        <w:ind w:left="120" w:right="120"/>
-      </w:pPr>
-      <w:r>
-        <w:rPr>
-          <w:rFonts w:ascii="Consolas" w:cs="Consolas" w:eastAsia="Consolas" w:hAnsi="Consolas"/>
-          <w:sz w:val="17"/>
-          <w:szCs w:val="17"/>
-        </w:rPr>
-        <w:t xml:space="preserve">        node-version: [18.x, 20.x]</w:t>
-      </w:r>
-    </w:p>
-    <w:p>
-      <w:pPr>
-        <w:pBdr>
-          <w:left w:val="single" w:color="C9CED6" w:sz="12" w:space="6"/>
-        </w:pBdr>
-        <w:shd w:fill="F4F5F7" w:val="clear"/>
-        <w:spacing w:after="0" w:before="0" w:line="240"/>
-        <w:ind w:left="120" w:right="120"/>
-      </w:pPr>
-      <w:r>
-        <w:rPr>
-          <w:rFonts w:ascii="Consolas" w:cs="Consolas" w:eastAsia="Consolas" w:hAnsi="Consolas"/>
-          <w:sz w:val="17"/>
-          <w:szCs w:val="17"/>
-        </w:rPr>
-        <w:t xml:space="preserve"> </w:t>
-      </w:r>
-    </w:p>
-    <w:p>
-      <w:pPr>
-        <w:pBdr>
-          <w:left w:val="single" w:color="C9CED6" w:sz="12" w:space="6"/>
-        </w:pBdr>
-        <w:shd w:fill="F4F5F7" w:val="clear"/>
-        <w:spacing w:after="0" w:before="0" w:line="240"/>
-        <w:ind w:left="120" w:right="120"/>
-      </w:pPr>
-      <w:r>
-        <w:rPr>
-          <w:rFonts w:ascii="Consolas" w:cs="Consolas" w:eastAsia="Consolas" w:hAnsi="Consolas"/>
-          <w:sz w:val="17"/>
-          <w:szCs w:val="17"/>
-        </w:rPr>
-        <w:t xml:space="preserve">    steps:</w:t>
-      </w:r>
-    </w:p>
-    <w:p>
-      <w:pPr>
-        <w:pBdr>
-          <w:left w:val="single" w:color="C9CED6" w:sz="12" w:space="6"/>
-        </w:pBdr>
-        <w:shd w:fill="F4F5F7" w:val="clear"/>
-        <w:spacing w:after="0" w:before="0" w:line="240"/>
-        <w:ind w:left="120" w:right="120"/>
-      </w:pPr>
-      <w:r>
-        <w:rPr>
-          <w:rFonts w:ascii="Consolas" w:cs="Consolas" w:eastAsia="Consolas" w:hAnsi="Consolas"/>
-          <w:sz w:val="17"/>
-          <w:szCs w:val="17"/>
-        </w:rPr>
-        <w:t xml:space="preserve">      - name: Checkout repository</w:t>
-      </w:r>
-    </w:p>
-    <w:p>
-      <w:pPr>
-        <w:pBdr>
-          <w:left w:val="single" w:color="C9CED6" w:sz="12" w:space="6"/>
-        </w:pBdr>
-        <w:shd w:fill="F4F5F7" w:val="clear"/>
-        <w:spacing w:after="0" w:before="0" w:line="240"/>
-        <w:ind w:left="120" w:right="120"/>
-      </w:pPr>
-      <w:r>
-        <w:rPr>
-          <w:rFonts w:ascii="Consolas" w:cs="Consolas" w:eastAsia="Consolas" w:hAnsi="Consolas"/>
-          <w:sz w:val="17"/>
-          <w:szCs w:val="17"/>
-        </w:rPr>
-        <w:t xml:space="preserve">        uses: actions/checkout@v4</w:t>
-      </w:r>
-    </w:p>
-    <w:p>
-      <w:pPr>
-        <w:pBdr>
-          <w:left w:val="single" w:color="C9CED6" w:sz="12" w:space="6"/>
-        </w:pBdr>
-        <w:shd w:fill="F4F5F7" w:val="clear"/>
-        <w:spacing w:after="0" w:before="0" w:line="240"/>
-        <w:ind w:left="120" w:right="120"/>
-      </w:pPr>
-      <w:r>
-        <w:rPr>
-          <w:rFonts w:ascii="Consolas" w:cs="Consolas" w:eastAsia="Consolas" w:hAnsi="Consolas"/>
-          <w:sz w:val="17"/>
-          <w:szCs w:val="17"/>
-        </w:rPr>
-        <w:t xml:space="preserve"> </w:t>
-      </w:r>
-    </w:p>
-    <w:p>
-      <w:pPr>
-        <w:pBdr>
-          <w:left w:val="single" w:color="C9CED6" w:sz="12" w:space="6"/>
-        </w:pBdr>
-        <w:shd w:fill="F4F5F7" w:val="clear"/>
-        <w:spacing w:after="0" w:before="0" w:line="240"/>
-        <w:ind w:left="120" w:right="120"/>
-      </w:pPr>
-      <w:r>
-        <w:rPr>
-          <w:rFonts w:ascii="Consolas" w:cs="Consolas" w:eastAsia="Consolas" w:hAnsi="Consolas"/>
-          <w:sz w:val="17"/>
-          <w:szCs w:val="17"/>
-        </w:rPr>
-        <w:t xml:space="preserve">      - name: Set up Node.js ${{ matrix.node-version }}</w:t>
-      </w:r>
-    </w:p>
-    <w:p>
-      <w:pPr>
-        <w:pBdr>
-          <w:left w:val="single" w:color="C9CED6" w:sz="12" w:space="6"/>
-        </w:pBdr>
-        <w:shd w:fill="F4F5F7" w:val="clear"/>
-        <w:spacing w:after="0" w:before="0" w:line="240"/>
-        <w:ind w:left="120" w:right="120"/>
-      </w:pPr>
-      <w:r>
-        <w:rPr>
-          <w:rFonts w:ascii="Consolas" w:cs="Consolas" w:eastAsia="Consolas" w:hAnsi="Consolas"/>
-          <w:sz w:val="17"/>
-          <w:szCs w:val="17"/>
-        </w:rPr>
-        <w:t xml:space="preserve">        uses: actions/setup-node@v4</w:t>
-      </w:r>
-    </w:p>
-    <w:p>
-      <w:pPr>
-        <w:pBdr>
-          <w:left w:val="single" w:color="C9CED6" w:sz="12" w:space="6"/>
-        </w:pBdr>
-        <w:shd w:fill="F4F5F7" w:val="clear"/>
-        <w:spacing w:after="0" w:before="0" w:line="240"/>
-        <w:ind w:left="120" w:right="120"/>
-      </w:pPr>
-      <w:r>
-        <w:rPr>
-          <w:rFonts w:ascii="Consolas" w:cs="Consolas" w:eastAsia="Consolas" w:hAnsi="Consolas"/>
-          <w:sz w:val="17"/>
-          <w:szCs w:val="17"/>
-        </w:rPr>
-        <w:t xml:space="preserve">        with:</w:t>
-      </w:r>
-    </w:p>
-    <w:p>
-      <w:pPr>
-        <w:pBdr>
-          <w:left w:val="single" w:color="C9CED6" w:sz="12" w:space="6"/>
-        </w:pBdr>
-        <w:shd w:fill="F4F5F7" w:val="clear"/>
-        <w:spacing w:after="0" w:before="0" w:line="240"/>
-        <w:ind w:left="120" w:right="120"/>
-      </w:pPr>
-      <w:r>
-        <w:rPr>
-          <w:rFonts w:ascii="Consolas" w:cs="Consolas" w:eastAsia="Consolas" w:hAnsi="Consolas"/>
-          <w:sz w:val="17"/>
-          <w:szCs w:val="17"/>
-        </w:rPr>
-        <w:t xml:space="preserve">          node-version: ${{ matrix.node-version }}</w:t>
-      </w:r>
-    </w:p>
-    <w:p>
-      <w:pPr>
-        <w:pBdr>
-          <w:left w:val="single" w:color="C9CED6" w:sz="12" w:space="6"/>
-        </w:pBdr>
-        <w:shd w:fill="F4F5F7" w:val="clear"/>
-        <w:spacing w:after="0" w:before="0" w:line="240"/>
-        <w:ind w:left="120" w:right="120"/>
-      </w:pPr>
-      <w:r>
-        <w:rPr>
-          <w:rFonts w:ascii="Consolas" w:cs="Consolas" w:eastAsia="Consolas" w:hAnsi="Consolas"/>
-          <w:sz w:val="17"/>
-          <w:szCs w:val="17"/>
-        </w:rPr>
-        <w:t xml:space="preserve">          cache: "npm"</w:t>
-      </w:r>
-    </w:p>
-    <w:p>
-      <w:pPr>
-        <w:pBdr>
-          <w:left w:val="single" w:color="C9CED6" w:sz="12" w:space="6"/>
-        </w:pBdr>
-        <w:shd w:fill="F4F5F7" w:val="clear"/>
-        <w:spacing w:after="0" w:before="0" w:line="240"/>
-        <w:ind w:left="120" w:right="120"/>
-      </w:pPr>
-      <w:r>
-        <w:rPr>
-          <w:rFonts w:ascii="Consolas" w:cs="Consolas" w:eastAsia="Consolas" w:hAnsi="Consolas"/>
-          <w:sz w:val="17"/>
-          <w:szCs w:val="17"/>
-        </w:rPr>
-        <w:t xml:space="preserve"> </w:t>
-      </w:r>
-    </w:p>
-    <w:p>
-      <w:pPr>
-        <w:pBdr>
-          <w:left w:val="single" w:color="C9CED6" w:sz="12" w:space="6"/>
-        </w:pBdr>
-        <w:shd w:fill="F4F5F7" w:val="clear"/>
-        <w:spacing w:after="0" w:before="0" w:line="240"/>
-        <w:ind w:left="120" w:right="120"/>
-      </w:pPr>
-      <w:r>
-        <w:rPr>
-          <w:rFonts w:ascii="Consolas" w:cs="Consolas" w:eastAsia="Consolas" w:hAnsi="Consolas"/>
-          <w:sz w:val="17"/>
-          <w:szCs w:val="17"/>
-        </w:rPr>
-        <w:t xml:space="preserve">      - name: Install dependencies</w:t>
-      </w:r>
-    </w:p>
-    <w:p>
-      <w:pPr>
-        <w:pBdr>
-          <w:left w:val="single" w:color="C9CED6" w:sz="12" w:space="6"/>
-        </w:pBdr>
-        <w:shd w:fill="F4F5F7" w:val="clear"/>
-        <w:spacing w:after="0" w:before="0" w:line="240"/>
-        <w:ind w:left="120" w:right="120"/>
-      </w:pPr>
-      <w:r>
-        <w:rPr>
-          <w:rFonts w:ascii="Consolas" w:cs="Consolas" w:eastAsia="Consolas" w:hAnsi="Consolas"/>
-          <w:sz w:val="17"/>
-          <w:szCs w:val="17"/>
-        </w:rPr>
-        <w:t xml:space="preserve">        run: npm install</w:t>
-      </w:r>
-    </w:p>
-    <w:p>
-      <w:pPr>
-        <w:pBdr>
-          <w:left w:val="single" w:color="C9CED6" w:sz="12" w:space="6"/>
-        </w:pBdr>
-        <w:shd w:fill="F4F5F7" w:val="clear"/>
-        <w:spacing w:after="0" w:before="0" w:line="240"/>
-        <w:ind w:left="120" w:right="120"/>
-      </w:pPr>
-      <w:r>
-        <w:rPr>
-          <w:rFonts w:ascii="Consolas" w:cs="Consolas" w:eastAsia="Consolas" w:hAnsi="Consolas"/>
-          <w:sz w:val="17"/>
-          <w:szCs w:val="17"/>
-        </w:rPr>
-        <w:t xml:space="preserve"> </w:t>
-      </w:r>
-    </w:p>
-    <w:p>
-      <w:pPr>
-        <w:pBdr>
-          <w:left w:val="single" w:color="C9CED6" w:sz="12" w:space="6"/>
-        </w:pBdr>
-        <w:shd w:fill="F4F5F7" w:val="clear"/>
-        <w:spacing w:after="0" w:before="0" w:line="240"/>
-        <w:ind w:left="120" w:right="120"/>
-      </w:pPr>
-      <w:r>
-        <w:rPr>
-          <w:rFonts w:ascii="Consolas" w:cs="Consolas" w:eastAsia="Consolas" w:hAnsi="Consolas"/>
-          <w:sz w:val="17"/>
-          <w:szCs w:val="17"/>
-        </w:rPr>
-        <w:t xml:space="preserve">      - name: Run linter</w:t>
-      </w:r>
-    </w:p>
-    <w:p>
-      <w:pPr>
-        <w:pBdr>
-          <w:left w:val="single" w:color="C9CED6" w:sz="12" w:space="6"/>
-        </w:pBdr>
-        <w:shd w:fill="F4F5F7" w:val="clear"/>
-        <w:spacing w:after="0" w:before="0" w:line="240"/>
-        <w:ind w:left="120" w:right="120"/>
-      </w:pPr>
-      <w:r>
-        <w:rPr>
-          <w:rFonts w:ascii="Consolas" w:cs="Consolas" w:eastAsia="Consolas" w:hAnsi="Consolas"/>
-          <w:sz w:val="17"/>
-          <w:szCs w:val="17"/>
-        </w:rPr>
-        <w:t xml:space="preserve">        run: npm run lint</w:t>
-      </w:r>
-    </w:p>
-    <w:p>
-      <w:pPr>
-        <w:pBdr>
-          <w:left w:val="single" w:color="C9CED6" w:sz="12" w:space="6"/>
-        </w:pBdr>
-        <w:shd w:fill="F4F5F7" w:val="clear"/>
-        <w:spacing w:after="0" w:before="0" w:line="240"/>
-        <w:ind w:left="120" w:right="120"/>
-      </w:pPr>
-      <w:r>
-        <w:rPr>
-          <w:rFonts w:ascii="Consolas" w:cs="Consolas" w:eastAsia="Consolas" w:hAnsi="Consolas"/>
-          <w:sz w:val="17"/>
-          <w:szCs w:val="17"/>
-        </w:rPr>
-        <w:t xml:space="preserve"> </w:t>
-      </w:r>
-    </w:p>
-    <w:p>
-      <w:pPr>
-        <w:pBdr>
-          <w:left w:val="single" w:color="C9CED6" w:sz="12" w:space="6"/>
-        </w:pBdr>
-        <w:shd w:fill="F4F5F7" w:val="clear"/>
-        <w:spacing w:after="0" w:before="0" w:line="240"/>
-        <w:ind w:left="120" w:right="120"/>
-      </w:pPr>
-      <w:r>
-        <w:rPr>
-          <w:rFonts w:ascii="Consolas" w:cs="Consolas" w:eastAsia="Consolas" w:hAnsi="Consolas"/>
-          <w:sz w:val="17"/>
-          <w:szCs w:val="17"/>
-        </w:rPr>
-        <w:t xml:space="preserve">      - name: Run tests</w:t>
-      </w:r>
-    </w:p>
-    <w:p>
-      <w:pPr>
-        <w:pBdr>
-          <w:left w:val="single" w:color="C9CED6" w:sz="12" w:space="6"/>
-        </w:pBdr>
-        <w:shd w:fill="F4F5F7" w:val="clear"/>
-        <w:spacing w:after="160" w:before="0" w:line="240"/>
-        <w:ind w:left="120" w:right="120"/>
-      </w:pPr>
-      <w:r>
-        <w:rPr>
-          <w:rFonts w:ascii="Consolas" w:cs="Consolas" w:eastAsia="Consolas" w:hAnsi="Consolas"/>
-          <w:sz w:val="17"/>
-          <w:szCs w:val="17"/>
-        </w:rPr>
-        <w:t xml:space="preserve">        run: npm test</w:t>
+        <w:t xml:space="preserve">Any non-zero exit code stops the job and marks the run failed, so a broken commit shows a red cross on GitHub within seconds.</w:t>
       </w:r>
     </w:p>
     <w:p>
@@ -2802,19 +1948,10 @@
     <w:p>
       <w:pPr>
         <w:pStyle w:val="Heading1"/>
-        <w:spacing w:after="160" w:before="360"/>
-      </w:pPr>
-      <w:r>
-        <w:t xml:space="preserve">5. Execution evidence (screenshots)</w:t>
-      </w:r>
-    </w:p>
-    <w:p>
-      <w:pPr>
-        <w:pStyle w:val="Heading2"/>
-        <w:spacing w:after="120" w:before="260"/>
-      </w:pPr>
-      <w:r>
-        <w:t xml:space="preserve">5.1 The workflow file committed to the repository</w:t>
+        <w:spacing w:after="140" w:before="340"/>
+      </w:pPr>
+      <w:r>
+        <w:t xml:space="preserve">4. Evidence</w:t>
       </w:r>
     </w:p>
     <w:p>
@@ -2827,18 +1964,18 @@
           <w:sz w:val="22"/>
           <w:szCs w:val="22"/>
         </w:rPr>
-        <w:t xml:space="preserve">Committing .github/workflows/ci.yml is the entire "installation" — GitHub discovers the workflow automatically from that path.</w:t>
-      </w:r>
-    </w:p>
-    <w:p>
-      <w:pPr>
-        <w:spacing w:after="60" w:before="160"/>
+        <w:t xml:space="preserve">The workflow file in the repository — GitHub picks it up automatically from .github/workflows/.</w:t>
+      </w:r>
+    </w:p>
+    <w:p>
+      <w:pPr>
+        <w:spacing w:after="60" w:before="140"/>
         <w:jc w:val="center"/>
       </w:pPr>
       <w:r>
         <w:drawing>
           <wp:inline distT="0" distB="0" distL="0" distR="0">
-            <wp:extent cx="5905500" cy="4105275"/>
+            <wp:extent cx="5715000" cy="3971925"/>
             <wp:effectExtent t="0" r="0" b="0" l="0"/>
             <wp:docPr id="1" name="" descr="" title=""/>
             <wp:cNvGraphicFramePr>
@@ -2863,7 +2000,7 @@
                   <pic:spPr bwMode="auto">
                     <a:xfrm>
                       <a:off x="0" y="0"/>
-                      <a:ext cx="5905500" cy="4105275"/>
+                      <a:ext cx="5715000" cy="3971925"/>
                     </a:xfrm>
                     <a:prstGeom prst="rect">
                       <a:avLst/>
@@ -2878,7 +2015,7 @@
     </w:p>
     <w:p>
       <w:pPr>
-        <w:spacing w:after="220"/>
+        <w:spacing w:after="200"/>
         <w:jc w:val="center"/>
       </w:pPr>
       <w:r>
@@ -2890,16 +2027,7 @@
           <w:sz w:val="18"/>
           <w:szCs w:val="18"/>
         </w:rPr>
-        <w:t xml:space="preserve">Figure 1 — ci.yml as committed on the main branch.</w:t>
-      </w:r>
-    </w:p>
-    <w:p>
-      <w:pPr>
-        <w:pStyle w:val="Heading2"/>
-        <w:spacing w:after="120" w:before="260"/>
-      </w:pPr>
-      <w:r>
-        <w:t xml:space="preserve">5.2 Runs triggered by commits</w:t>
+        <w:t xml:space="preserve">Figure 1 — ci.yml on the main branch.</w:t>
       </w:r>
     </w:p>
     <w:p>
@@ -2912,18 +2040,18 @@
           <w:sz w:val="22"/>
           <w:szCs w:val="22"/>
         </w:rPr>
-        <w:t xml:space="preserve">Each row is one run, labelled with the commit that produced it (CI #2: Commit e205584 pushed by Arpan7125). No run was started manually — every one was triggered by a git push.</w:t>
-      </w:r>
-    </w:p>
-    <w:p>
-      <w:pPr>
-        <w:spacing w:after="60" w:before="160"/>
+        <w:t xml:space="preserve">Runs triggered by commits — each row names the commit that started it. Nothing was run manually.</w:t>
+      </w:r>
+    </w:p>
+    <w:p>
+      <w:pPr>
+        <w:spacing w:after="60" w:before="140"/>
         <w:jc w:val="center"/>
       </w:pPr>
       <w:r>
         <w:drawing>
           <wp:inline distT="0" distB="0" distL="0" distR="0">
-            <wp:extent cx="5905500" cy="4105275"/>
+            <wp:extent cx="5715000" cy="3971925"/>
             <wp:effectExtent t="0" r="0" b="0" l="0"/>
             <wp:docPr id="1" name="" descr="" title=""/>
             <wp:cNvGraphicFramePr>
@@ -2948,7 +2076,7 @@
                   <pic:spPr bwMode="auto">
                     <a:xfrm>
                       <a:off x="0" y="0"/>
-                      <a:ext cx="5905500" cy="4105275"/>
+                      <a:ext cx="5715000" cy="3971925"/>
                     </a:xfrm>
                     <a:prstGeom prst="rect">
                       <a:avLst/>
@@ -2963,7 +2091,7 @@
     </w:p>
     <w:p>
       <w:pPr>
-        <w:spacing w:after="220"/>
+        <w:spacing w:after="200"/>
         <w:jc w:val="center"/>
       </w:pPr>
       <w:r>
@@ -2975,16 +2103,7 @@
           <w:sz w:val="18"/>
           <w:szCs w:val="18"/>
         </w:rPr>
-        <w:t xml:space="preserve">Figure 2 — the Actions tab listing commit-triggered workflow runs.</w:t>
-      </w:r>
-    </w:p>
-    <w:p>
-      <w:pPr>
-        <w:pStyle w:val="Heading2"/>
-        <w:spacing w:after="120" w:before="260"/>
-      </w:pPr>
-      <w:r>
-        <w:t xml:space="preserve">5.3 Run summary — both matrix jobs green</w:t>
+        <w:t xml:space="preserve">Figure 2 — the Actions tab listing commit-triggered runs.</w:t>
       </w:r>
     </w:p>
     <w:p>
@@ -2997,18 +2116,18 @@
           <w:sz w:val="22"/>
           <w:szCs w:val="22"/>
         </w:rPr>
-        <w:t xml:space="preserve">The two matrix jobs (Node 18.x and Node 20.x) ran in parallel and both succeeded.</w:t>
-      </w:r>
-    </w:p>
-    <w:p>
-      <w:pPr>
-        <w:spacing w:after="60" w:before="160"/>
+        <w:t xml:space="preserve">Run summary — both matrix jobs green.</w:t>
+      </w:r>
+    </w:p>
+    <w:p>
+      <w:pPr>
+        <w:spacing w:after="60" w:before="140"/>
         <w:jc w:val="center"/>
       </w:pPr>
       <w:r>
         <w:drawing>
           <wp:inline distT="0" distB="0" distL="0" distR="0">
-            <wp:extent cx="5905500" cy="4105275"/>
+            <wp:extent cx="5715000" cy="3971925"/>
             <wp:effectExtent t="0" r="0" b="0" l="0"/>
             <wp:docPr id="1" name="" descr="" title=""/>
             <wp:cNvGraphicFramePr>
@@ -3033,7 +2152,7 @@
                   <pic:spPr bwMode="auto">
                     <a:xfrm>
                       <a:off x="0" y="0"/>
-                      <a:ext cx="5905500" cy="4105275"/>
+                      <a:ext cx="5715000" cy="3971925"/>
                     </a:xfrm>
                     <a:prstGeom prst="rect">
                       <a:avLst/>
@@ -3048,7 +2167,7 @@
     </w:p>
     <w:p>
       <w:pPr>
-        <w:spacing w:after="220"/>
+        <w:spacing w:after="200"/>
         <w:jc w:val="center"/>
       </w:pPr>
       <w:r>
@@ -3060,16 +2179,7 @@
           <w:sz w:val="18"/>
           <w:szCs w:val="18"/>
         </w:rPr>
-        <w:t xml:space="preserve">Figure 3 — run summary showing the matrix of two jobs.</w:t>
-      </w:r>
-    </w:p>
-    <w:p>
-      <w:pPr>
-        <w:pStyle w:val="Heading2"/>
-        <w:spacing w:after="120" w:before="260"/>
-      </w:pPr>
-      <w:r>
-        <w:t xml:space="preserve">5.4 Step-by-step job detail</w:t>
+        <w:t xml:space="preserve">Figure 3 — the matrix of two jobs, both successful.</w:t>
       </w:r>
     </w:p>
     <w:p>
@@ -3082,18 +2192,18 @@
           <w:sz w:val="22"/>
           <w:szCs w:val="22"/>
         </w:rPr>
-        <w:t xml:space="preserve">Every step of the Node 18.x job — checkout, Node setup, install, lint, test — completed with a green check.</w:t>
-      </w:r>
-    </w:p>
-    <w:p>
-      <w:pPr>
-        <w:spacing w:after="60" w:before="160"/>
+        <w:t xml:space="preserve">Job detail — every step of the Node 18.x job passed.</w:t>
+      </w:r>
+    </w:p>
+    <w:p>
+      <w:pPr>
+        <w:spacing w:after="60" w:before="140"/>
         <w:jc w:val="center"/>
       </w:pPr>
       <w:r>
         <w:drawing>
           <wp:inline distT="0" distB="0" distL="0" distR="0">
-            <wp:extent cx="5905500" cy="4105275"/>
+            <wp:extent cx="5715000" cy="3971925"/>
             <wp:effectExtent t="0" r="0" b="0" l="0"/>
             <wp:docPr id="1" name="" descr="" title=""/>
             <wp:cNvGraphicFramePr>
@@ -3118,7 +2228,7 @@
                   <pic:spPr bwMode="auto">
                     <a:xfrm>
                       <a:off x="0" y="0"/>
-                      <a:ext cx="5905500" cy="4105275"/>
+                      <a:ext cx="5715000" cy="3971925"/>
                     </a:xfrm>
                     <a:prstGeom prst="rect">
                       <a:avLst/>
@@ -3133,7 +2243,7 @@
     </w:p>
     <w:p>
       <w:pPr>
-        <w:spacing w:after="220"/>
+        <w:spacing w:after="200"/>
         <w:jc w:val="center"/>
       </w:pPr>
       <w:r>
@@ -3145,16 +2255,7 @@
           <w:sz w:val="18"/>
           <w:szCs w:val="18"/>
         </w:rPr>
-        <w:t xml:space="preserve">Figure 4 — all steps of the Build &amp; Test (Node 18.x) job.</w:t>
-      </w:r>
-    </w:p>
-    <w:p>
-      <w:pPr>
-        <w:pStyle w:val="Heading2"/>
-        <w:spacing w:after="120" w:before="260"/>
-      </w:pPr>
-      <w:r>
-        <w:t xml:space="preserve">5.5 CI log output — lint and tests</w:t>
+        <w:t xml:space="preserve">Figure 4 — all steps of Build &amp; Test (Node 18.x).</w:t>
       </w:r>
     </w:p>
     <w:p>
@@ -3167,18 +2268,18 @@
           <w:sz w:val="22"/>
           <w:szCs w:val="22"/>
         </w:rPr>
-        <w:t xml:space="preserve">The actual log of the Run linter and Run tests steps from the hosted runner: ESLint produced no output (no violations) and Jest reported 5 of 5 tests passing.</w:t>
-      </w:r>
-    </w:p>
-    <w:p>
-      <w:pPr>
-        <w:spacing w:after="60" w:before="160"/>
+        <w:t xml:space="preserve">Runner log — fetched with the GitHub CLI. ESLint reported nothing; Jest passed 5 of 5 tests. The job and step name columns gh prints before each timestamp are trimmed here for width.</w:t>
+      </w:r>
+    </w:p>
+    <w:p>
+      <w:pPr>
+        <w:spacing w:after="60" w:before="140"/>
         <w:jc w:val="center"/>
       </w:pPr>
       <w:r>
         <w:drawing>
           <wp:inline distT="0" distB="0" distL="0" distR="0">
-            <wp:extent cx="5905500" cy="3505200"/>
+            <wp:extent cx="5715000" cy="3067050"/>
             <wp:effectExtent t="0" r="0" b="0" l="0"/>
             <wp:docPr id="1" name="" descr="" title=""/>
             <wp:cNvGraphicFramePr>
@@ -3203,7 +2304,7 @@
                   <pic:spPr bwMode="auto">
                     <a:xfrm>
                       <a:off x="0" y="0"/>
-                      <a:ext cx="5905500" cy="3505200"/>
+                      <a:ext cx="5715000" cy="3067050"/>
                     </a:xfrm>
                     <a:prstGeom prst="rect">
                       <a:avLst/>
@@ -3218,7 +2319,7 @@
     </w:p>
     <w:p>
       <w:pPr>
-        <w:spacing w:after="220"/>
+        <w:spacing w:after="200"/>
         <w:jc w:val="center"/>
       </w:pPr>
       <w:r>
@@ -3230,16 +2331,7 @@
           <w:sz w:val="18"/>
           <w:szCs w:val="18"/>
         </w:rPr>
-        <w:t xml:space="preserve">Figure 5 — runner log for the lint and test steps.</w:t>
-      </w:r>
-    </w:p>
-    <w:p>
-      <w:pPr>
-        <w:pStyle w:val="Heading2"/>
-        <w:spacing w:after="120" w:before="260"/>
-      </w:pPr>
-      <w:r>
-        <w:t xml:space="preserve">5.6 Same commands run locally</w:t>
+        <w:t xml:space="preserve">Figure 5 — the runner's lint and test output.</w:t>
       </w:r>
     </w:p>
     <w:p>
@@ -3252,18 +2344,18 @@
           <w:sz w:val="22"/>
           <w:szCs w:val="22"/>
         </w:rPr>
-        <w:t xml:space="preserve">Running the identical npm scripts on the development machine gives the same result, confirming the pipeline reproduces local behaviour rather than depending on the CI environment.</w:t>
-      </w:r>
-    </w:p>
-    <w:p>
-      <w:pPr>
-        <w:spacing w:after="60" w:before="160"/>
+        <w:t xml:space="preserve">The same commands locally — identical result, so the pipeline reproduces local behaviour.</w:t>
+      </w:r>
+    </w:p>
+    <w:p>
+      <w:pPr>
+        <w:spacing w:after="60" w:before="140"/>
         <w:jc w:val="center"/>
       </w:pPr>
       <w:r>
         <w:drawing>
           <wp:inline distT="0" distB="0" distL="0" distR="0">
-            <wp:extent cx="5905500" cy="2886075"/>
+            <wp:extent cx="5715000" cy="2714625"/>
             <wp:effectExtent t="0" r="0" b="0" l="0"/>
             <wp:docPr id="1" name="" descr="" title=""/>
             <wp:cNvGraphicFramePr>
@@ -3288,7 +2380,7 @@
                   <pic:spPr bwMode="auto">
                     <a:xfrm>
                       <a:off x="0" y="0"/>
-                      <a:ext cx="5905500" cy="2886075"/>
+                      <a:ext cx="5715000" cy="2714625"/>
                     </a:xfrm>
                     <a:prstGeom prst="rect">
                       <a:avLst/>
@@ -3303,7 +2395,7 @@
     </w:p>
     <w:p>
       <w:pPr>
-        <w:spacing w:after="220"/>
+        <w:spacing w:after="200"/>
         <w:jc w:val="center"/>
       </w:pPr>
       <w:r>
@@ -3320,15 +2412,6 @@
     </w:p>
     <w:p>
       <w:pPr>
-        <w:pStyle w:val="Heading2"/>
-        <w:spacing w:after="120" w:before="260"/>
-      </w:pPr>
-      <w:r>
-        <w:t xml:space="preserve">5.7 A run triggered by the commit that added this document</w:t>
-      </w:r>
-    </w:p>
-    <w:p>
-      <w:pPr>
         <w:spacing w:after="120" w:line="276"/>
       </w:pPr>
       <w:r>
@@ -3337,18 +2420,18 @@
           <w:sz w:val="22"/>
           <w:szCs w:val="22"/>
         </w:rPr>
-        <w:t xml:space="preserve">The header reads "Triggered via push" by commit 17d3e1a on branch claude/ci-workflow-github-actions-… — proof that the branches: ["**"] glob picks up commits on branches other than main, not just the default branch. Both matrix jobs completed in 18 seconds.</w:t>
-      </w:r>
-    </w:p>
-    <w:p>
-      <w:pPr>
-        <w:spacing w:after="60" w:before="160"/>
+        <w:t xml:space="preserve">A run triggered by a feature-branch commit — the header reads "Triggered via push" for commit 17d3e1a, confirming the "**" glob covers branches other than main.</w:t>
+      </w:r>
+    </w:p>
+    <w:p>
+      <w:pPr>
+        <w:spacing w:after="60" w:before="140"/>
         <w:jc w:val="center"/>
       </w:pPr>
       <w:r>
         <w:drawing>
           <wp:inline distT="0" distB="0" distL="0" distR="0">
-            <wp:extent cx="5905500" cy="4105275"/>
+            <wp:extent cx="5715000" cy="3971925"/>
             <wp:effectExtent t="0" r="0" b="0" l="0"/>
             <wp:docPr id="1" name="" descr="" title=""/>
             <wp:cNvGraphicFramePr>
@@ -3373,7 +2456,7 @@
                   <pic:spPr bwMode="auto">
                     <a:xfrm>
                       <a:off x="0" y="0"/>
-                      <a:ext cx="5905500" cy="4105275"/>
+                      <a:ext cx="5715000" cy="3971925"/>
                     </a:xfrm>
                     <a:prstGeom prst="rect">
                       <a:avLst/>
@@ -3388,7 +2471,7 @@
     </w:p>
     <w:p>
       <w:pPr>
-        <w:spacing w:after="220"/>
+        <w:spacing w:after="200"/>
         <w:jc w:val="center"/>
       </w:pPr>
       <w:r>
@@ -3406,10 +2489,10 @@
     <w:p>
       <w:pPr>
         <w:pStyle w:val="Heading1"/>
-        <w:spacing w:after="160" w:before="360"/>
-      </w:pPr>
-      <w:r>
-        <w:t xml:space="preserve">6. Results</w:t>
+        <w:spacing w:after="140" w:before="340"/>
+      </w:pPr>
+      <w:r>
+        <w:t xml:space="preserve">5. Results</w:t>
       </w:r>
     </w:p>
     <w:tbl>
@@ -3425,12 +2508,12 @@
         </w:tblBorders>
       </w:tblPr>
       <w:tblGrid>
-        <w:gridCol w:w="749"/>
-        <w:gridCol w:w="3838"/>
-        <w:gridCol w:w="1591"/>
         <w:gridCol w:w="1123"/>
-        <w:gridCol w:w="1123"/>
-        <w:gridCol w:w="936"/>
+        <w:gridCol w:w="1872"/>
+        <w:gridCol w:w="2434"/>
+        <w:gridCol w:w="1310"/>
+        <w:gridCol w:w="1310"/>
+        <w:gridCol w:w="1310"/>
       </w:tblGrid>
       <w:tr>
         <w:trPr>
@@ -3438,7 +2521,7 @@
         </w:trPr>
         <w:tc>
           <w:tcPr>
-            <w:tcW w:type="dxa" w:w="749"/>
+            <w:tcW w:type="dxa" w:w="1123"/>
             <w:shd w:fill="24292F" w:val="clear"/>
             <w:tcMar>
               <w:top w:type="dxa" w:w="60"/>
@@ -3466,7 +2549,7 @@
         </w:tc>
         <w:tc>
           <w:tcPr>
-            <w:tcW w:type="dxa" w:w="3838"/>
+            <w:tcW w:type="dxa" w:w="1872"/>
             <w:shd w:fill="24292F" w:val="clear"/>
             <w:tcMar>
               <w:top w:type="dxa" w:w="60"/>
@@ -3488,13 +2571,13 @@
                 <w:sz w:val="19"/>
                 <w:szCs w:val="19"/>
               </w:rPr>
-              <w:t xml:space="preserve">Trigger commit</w:t>
-            </w:r>
-          </w:p>
-        </w:tc>
-        <w:tc>
-          <w:tcPr>
-            <w:tcW w:type="dxa" w:w="1591"/>
+              <w:t xml:space="preserve">Commit</w:t>
+            </w:r>
+          </w:p>
+        </w:tc>
+        <w:tc>
+          <w:tcPr>
+            <w:tcW w:type="dxa" w:w="2434"/>
             <w:shd w:fill="24292F" w:val="clear"/>
             <w:tcMar>
               <w:top w:type="dxa" w:w="60"/>
@@ -3522,7 +2605,7 @@
         </w:tc>
         <w:tc>
           <w:tcPr>
-            <w:tcW w:type="dxa" w:w="1123"/>
+            <w:tcW w:type="dxa" w:w="1310"/>
             <w:shd w:fill="24292F" w:val="clear"/>
             <w:tcMar>
               <w:top w:type="dxa" w:w="60"/>
@@ -3550,7 +2633,7 @@
         </w:tc>
         <w:tc>
           <w:tcPr>
-            <w:tcW w:type="dxa" w:w="1123"/>
+            <w:tcW w:type="dxa" w:w="1310"/>
             <w:shd w:fill="24292F" w:val="clear"/>
             <w:tcMar>
               <w:top w:type="dxa" w:w="60"/>
@@ -3578,7 +2661,7 @@
         </w:tc>
         <w:tc>
           <w:tcPr>
-            <w:tcW w:type="dxa" w:w="936"/>
+            <w:tcW w:type="dxa" w:w="1310"/>
             <w:shd w:fill="24292F" w:val="clear"/>
             <w:tcMar>
               <w:top w:type="dxa" w:w="60"/>
@@ -3608,7 +2691,7 @@
       <w:tr>
         <w:tc>
           <w:tcPr>
-            <w:tcW w:type="dxa" w:w="749"/>
+            <w:tcW w:type="dxa" w:w="1123"/>
             <w:tcMar>
               <w:top w:type="dxa" w:w="60"/>
               <w:left w:type="dxa" w:w="100"/>
@@ -3635,34 +2718,34 @@
         </w:tc>
         <w:tc>
           <w:tcPr>
-            <w:tcW w:type="dxa" w:w="3838"/>
-            <w:tcMar>
-              <w:top w:type="dxa" w:w="60"/>
-              <w:left w:type="dxa" w:w="100"/>
-              <w:bottom w:type="dxa" w:w="60"/>
-              <w:right w:type="dxa" w:w="100"/>
-            </w:tcMar>
-          </w:tcPr>
-          <w:p>
-            <w:pPr>
-              <w:spacing w:after="0" w:line="240"/>
-            </w:pPr>
-            <w:r>
-              <w:rPr>
-                <w:rFonts w:ascii="Calibri" w:cs="Calibri" w:eastAsia="Calibri" w:hAnsi="Calibri"/>
-                <w:b w:val="false"/>
-                <w:bCs w:val="false"/>
-                <w:color w:val="000000"/>
-                <w:sz w:val="19"/>
-                <w:szCs w:val="19"/>
-              </w:rPr>
-              <w:t xml:space="preserve">394a450 — Lab 2: Add basic CI workflow with GitHub Actions</w:t>
-            </w:r>
-          </w:p>
-        </w:tc>
-        <w:tc>
-          <w:tcPr>
-            <w:tcW w:type="dxa" w:w="1591"/>
+            <w:tcW w:type="dxa" w:w="1872"/>
+            <w:tcMar>
+              <w:top w:type="dxa" w:w="60"/>
+              <w:left w:type="dxa" w:w="100"/>
+              <w:bottom w:type="dxa" w:w="60"/>
+              <w:right w:type="dxa" w:w="100"/>
+            </w:tcMar>
+          </w:tcPr>
+          <w:p>
+            <w:pPr>
+              <w:spacing w:after="0" w:line="240"/>
+            </w:pPr>
+            <w:r>
+              <w:rPr>
+                <w:rFonts w:ascii="Calibri" w:cs="Calibri" w:eastAsia="Calibri" w:hAnsi="Calibri"/>
+                <w:b w:val="false"/>
+                <w:bCs w:val="false"/>
+                <w:color w:val="000000"/>
+                <w:sz w:val="19"/>
+                <w:szCs w:val="19"/>
+              </w:rPr>
+              <w:t xml:space="preserve">394a450</w:t>
+            </w:r>
+          </w:p>
+        </w:tc>
+        <w:tc>
+          <w:tcPr>
+            <w:tcW w:type="dxa" w:w="2434"/>
             <w:tcMar>
               <w:top w:type="dxa" w:w="60"/>
               <w:left w:type="dxa" w:w="100"/>
@@ -3689,7 +2772,7 @@
         </w:tc>
         <w:tc>
           <w:tcPr>
-            <w:tcW w:type="dxa" w:w="1123"/>
+            <w:tcW w:type="dxa" w:w="1310"/>
             <w:tcMar>
               <w:top w:type="dxa" w:w="60"/>
               <w:left w:type="dxa" w:w="100"/>
@@ -3716,7 +2799,7 @@
         </w:tc>
         <w:tc>
           <w:tcPr>
-            <w:tcW w:type="dxa" w:w="1123"/>
+            <w:tcW w:type="dxa" w:w="1310"/>
             <w:tcMar>
               <w:top w:type="dxa" w:w="60"/>
               <w:left w:type="dxa" w:w="100"/>
@@ -3743,7 +2826,7 @@
         </w:tc>
         <w:tc>
           <w:tcPr>
-            <w:tcW w:type="dxa" w:w="936"/>
+            <w:tcW w:type="dxa" w:w="1310"/>
             <w:tcMar>
               <w:top w:type="dxa" w:w="60"/>
               <w:left w:type="dxa" w:w="100"/>
@@ -3772,7 +2855,7 @@
       <w:tr>
         <w:tc>
           <w:tcPr>
-            <w:tcW w:type="dxa" w:w="749"/>
+            <w:tcW w:type="dxa" w:w="1123"/>
             <w:tcMar>
               <w:top w:type="dxa" w:w="60"/>
               <w:left w:type="dxa" w:w="100"/>
@@ -3799,34 +2882,34 @@
         </w:tc>
         <w:tc>
           <w:tcPr>
-            <w:tcW w:type="dxa" w:w="3838"/>
-            <w:tcMar>
-              <w:top w:type="dxa" w:w="60"/>
-              <w:left w:type="dxa" w:w="100"/>
-              <w:bottom w:type="dxa" w:w="60"/>
-              <w:right w:type="dxa" w:w="100"/>
-            </w:tcMar>
-          </w:tcPr>
-          <w:p>
-            <w:pPr>
-              <w:spacing w:after="0" w:line="240"/>
-            </w:pPr>
-            <w:r>
-              <w:rPr>
-                <w:rFonts w:ascii="Calibri" w:cs="Calibri" w:eastAsia="Calibri" w:hAnsi="Calibri"/>
-                <w:b w:val="false"/>
-                <w:bCs w:val="false"/>
-                <w:color w:val="000000"/>
-                <w:sz w:val="19"/>
-                <w:szCs w:val="19"/>
-              </w:rPr>
-              <w:t xml:space="preserve">e205584 — Add REPORT.md documenting Lab 2 CI workflow execution</w:t>
-            </w:r>
-          </w:p>
-        </w:tc>
-        <w:tc>
-          <w:tcPr>
-            <w:tcW w:type="dxa" w:w="1591"/>
+            <w:tcW w:type="dxa" w:w="1872"/>
+            <w:tcMar>
+              <w:top w:type="dxa" w:w="60"/>
+              <w:left w:type="dxa" w:w="100"/>
+              <w:bottom w:type="dxa" w:w="60"/>
+              <w:right w:type="dxa" w:w="100"/>
+            </w:tcMar>
+          </w:tcPr>
+          <w:p>
+            <w:pPr>
+              <w:spacing w:after="0" w:line="240"/>
+            </w:pPr>
+            <w:r>
+              <w:rPr>
+                <w:rFonts w:ascii="Calibri" w:cs="Calibri" w:eastAsia="Calibri" w:hAnsi="Calibri"/>
+                <w:b w:val="false"/>
+                <w:bCs w:val="false"/>
+                <w:color w:val="000000"/>
+                <w:sz w:val="19"/>
+                <w:szCs w:val="19"/>
+              </w:rPr>
+              <w:t xml:space="preserve">e205584</w:t>
+            </w:r>
+          </w:p>
+        </w:tc>
+        <w:tc>
+          <w:tcPr>
+            <w:tcW w:type="dxa" w:w="2434"/>
             <w:tcMar>
               <w:top w:type="dxa" w:w="60"/>
               <w:left w:type="dxa" w:w="100"/>
@@ -3853,7 +2936,7 @@
         </w:tc>
         <w:tc>
           <w:tcPr>
-            <w:tcW w:type="dxa" w:w="1123"/>
+            <w:tcW w:type="dxa" w:w="1310"/>
             <w:tcMar>
               <w:top w:type="dxa" w:w="60"/>
               <w:left w:type="dxa" w:w="100"/>
@@ -3880,7 +2963,7 @@
         </w:tc>
         <w:tc>
           <w:tcPr>
-            <w:tcW w:type="dxa" w:w="1123"/>
+            <w:tcW w:type="dxa" w:w="1310"/>
             <w:tcMar>
               <w:top w:type="dxa" w:w="60"/>
               <w:left w:type="dxa" w:w="100"/>
@@ -3907,7 +2990,7 @@
         </w:tc>
         <w:tc>
           <w:tcPr>
-            <w:tcW w:type="dxa" w:w="936"/>
+            <w:tcW w:type="dxa" w:w="1310"/>
             <w:tcMar>
               <w:top w:type="dxa" w:w="60"/>
               <w:left w:type="dxa" w:w="100"/>
@@ -3936,7 +3019,7 @@
       <w:tr>
         <w:tc>
           <w:tcPr>
-            <w:tcW w:type="dxa" w:w="749"/>
+            <w:tcW w:type="dxa" w:w="1123"/>
             <w:tcMar>
               <w:top w:type="dxa" w:w="60"/>
               <w:left w:type="dxa" w:w="100"/>
@@ -3963,34 +3046,34 @@
         </w:tc>
         <w:tc>
           <w:tcPr>
-            <w:tcW w:type="dxa" w:w="3838"/>
-            <w:tcMar>
-              <w:top w:type="dxa" w:w="60"/>
-              <w:left w:type="dxa" w:w="100"/>
-              <w:bottom w:type="dxa" w:w="60"/>
-              <w:right w:type="dxa" w:w="100"/>
-            </w:tcMar>
-          </w:tcPr>
-          <w:p>
-            <w:pPr>
-              <w:spacing w:after="0" w:line="240"/>
-            </w:pPr>
-            <w:r>
-              <w:rPr>
-                <w:rFonts w:ascii="Calibri" w:cs="Calibri" w:eastAsia="Calibri" w:hAnsi="Calibri"/>
-                <w:b w:val="false"/>
-                <w:bCs w:val="false"/>
-                <w:color w:val="000000"/>
-                <w:sz w:val="19"/>
-                <w:szCs w:val="19"/>
-              </w:rPr>
-              <w:t xml:space="preserve">17d3e1a — Add docs/CI_WORKFLOW.md with pipeline design and run screenshots</w:t>
-            </w:r>
-          </w:p>
-        </w:tc>
-        <w:tc>
-          <w:tcPr>
-            <w:tcW w:type="dxa" w:w="1591"/>
+            <w:tcW w:type="dxa" w:w="1872"/>
+            <w:tcMar>
+              <w:top w:type="dxa" w:w="60"/>
+              <w:left w:type="dxa" w:w="100"/>
+              <w:bottom w:type="dxa" w:w="60"/>
+              <w:right w:type="dxa" w:w="100"/>
+            </w:tcMar>
+          </w:tcPr>
+          <w:p>
+            <w:pPr>
+              <w:spacing w:after="0" w:line="240"/>
+            </w:pPr>
+            <w:r>
+              <w:rPr>
+                <w:rFonts w:ascii="Calibri" w:cs="Calibri" w:eastAsia="Calibri" w:hAnsi="Calibri"/>
+                <w:b w:val="false"/>
+                <w:bCs w:val="false"/>
+                <w:color w:val="000000"/>
+                <w:sz w:val="19"/>
+                <w:szCs w:val="19"/>
+              </w:rPr>
+              <w:t xml:space="preserve">17d3e1a</w:t>
+            </w:r>
+          </w:p>
+        </w:tc>
+        <w:tc>
+          <w:tcPr>
+            <w:tcW w:type="dxa" w:w="2434"/>
             <w:tcMar>
               <w:top w:type="dxa" w:w="60"/>
               <w:left w:type="dxa" w:w="100"/>
@@ -4017,7 +3100,7 @@
         </w:tc>
         <w:tc>
           <w:tcPr>
-            <w:tcW w:type="dxa" w:w="1123"/>
+            <w:tcW w:type="dxa" w:w="1310"/>
             <w:tcMar>
               <w:top w:type="dxa" w:w="60"/>
               <w:left w:type="dxa" w:w="100"/>
@@ -4044,7 +3127,7 @@
         </w:tc>
         <w:tc>
           <w:tcPr>
-            <w:tcW w:type="dxa" w:w="1123"/>
+            <w:tcW w:type="dxa" w:w="1310"/>
             <w:tcMar>
               <w:top w:type="dxa" w:w="60"/>
               <w:left w:type="dxa" w:w="100"/>
@@ -4071,7 +3154,7 @@
         </w:tc>
         <w:tc>
           <w:tcPr>
-            <w:tcW w:type="dxa" w:w="936"/>
+            <w:tcW w:type="dxa" w:w="1310"/>
             <w:tcMar>
               <w:top w:type="dxa" w:w="60"/>
               <w:left w:type="dxa" w:w="100"/>
@@ -4121,7 +3204,88 @@
           <w:sz w:val="22"/>
           <w:szCs w:val="22"/>
         </w:rPr>
-        <w:t xml:space="preserve">Tests executed per job: 5 passed / 5 total. Lint violations: 0. Every run was started by a push event, none manually.</w:t>
+        <w:t xml:space="preserve">5 of 5 tests passed and 0 lint errors in every job. Every run was started by a push, none manually.</w:t>
+      </w:r>
+    </w:p>
+    <w:p>
+      <w:pPr>
+        <w:pStyle w:val="Heading1"/>
+        <w:spacing w:after="140" w:before="340"/>
+      </w:pPr>
+      <w:r>
+        <w:t xml:space="preserve">6. Running it yourself</w:t>
+      </w:r>
+    </w:p>
+    <w:p>
+      <w:pPr>
+        <w:pBdr>
+          <w:left w:val="single" w:color="C9CED6" w:sz="12" w:space="6"/>
+        </w:pBdr>
+        <w:shd w:fill="F4F5F7" w:val="clear"/>
+        <w:spacing w:after="0" w:before="120" w:line="240"/>
+        <w:ind w:left="120" w:right="120"/>
+      </w:pPr>
+      <w:r>
+        <w:rPr>
+          <w:rFonts w:ascii="Consolas" w:cs="Consolas" w:eastAsia="Consolas" w:hAnsi="Consolas"/>
+          <w:sz w:val="17"/>
+          <w:szCs w:val="17"/>
+        </w:rPr>
+        <w:t xml:space="preserve">git clone https://github.com/Arpan7125/Lab2_CI_Workflow.git</w:t>
+      </w:r>
+    </w:p>
+    <w:p>
+      <w:pPr>
+        <w:pBdr>
+          <w:left w:val="single" w:color="C9CED6" w:sz="12" w:space="6"/>
+        </w:pBdr>
+        <w:shd w:fill="F4F5F7" w:val="clear"/>
+        <w:spacing w:after="0" w:before="0" w:line="240"/>
+        <w:ind w:left="120" w:right="120"/>
+      </w:pPr>
+      <w:r>
+        <w:rPr>
+          <w:rFonts w:ascii="Consolas" w:cs="Consolas" w:eastAsia="Consolas" w:hAnsi="Consolas"/>
+          <w:sz w:val="17"/>
+          <w:szCs w:val="17"/>
+        </w:rPr>
+        <w:t xml:space="preserve">cd Lab2_CI_Workflow</w:t>
+      </w:r>
+    </w:p>
+    <w:p>
+      <w:pPr>
+        <w:pBdr>
+          <w:left w:val="single" w:color="C9CED6" w:sz="12" w:space="6"/>
+        </w:pBdr>
+        <w:shd w:fill="F4F5F7" w:val="clear"/>
+        <w:spacing w:after="0" w:before="0" w:line="240"/>
+        <w:ind w:left="120" w:right="120"/>
+      </w:pPr>
+      <w:r>
+        <w:rPr>
+          <w:rFonts w:ascii="Consolas" w:cs="Consolas" w:eastAsia="Consolas" w:hAnsi="Consolas"/>
+          <w:sz w:val="17"/>
+          <w:szCs w:val="17"/>
+        </w:rPr>
+        <w:t xml:space="preserve">npm install</w:t>
+      </w:r>
+    </w:p>
+    <w:p>
+      <w:pPr>
+        <w:pBdr>
+          <w:left w:val="single" w:color="C9CED6" w:sz="12" w:space="6"/>
+        </w:pBdr>
+        <w:shd w:fill="F4F5F7" w:val="clear"/>
+        <w:spacing w:after="160" w:before="0" w:line="240"/>
+        <w:ind w:left="120" w:right="120"/>
+      </w:pPr>
+      <w:r>
+        <w:rPr>
+          <w:rFonts w:ascii="Consolas" w:cs="Consolas" w:eastAsia="Consolas" w:hAnsi="Consolas"/>
+          <w:sz w:val="17"/>
+          <w:szCs w:val="17"/>
+        </w:rPr>
+        <w:t xml:space="preserve">npm run lint &amp;&amp; npm test</w:t>
       </w:r>
     </w:p>
     <w:p>
@@ -4134,16 +3298,7 @@
           <w:sz w:val="22"/>
           <w:szCs w:val="22"/>
         </w:rPr>
-        <w:t xml:space="preserve">Run #2 finished faster than run #1 because actions/setup-node's npm cache was already warm.</w:t>
-      </w:r>
-    </w:p>
-    <w:p>
-      <w:pPr>
-        <w:pStyle w:val="Heading1"/>
-        <w:spacing w:after="160" w:before="360"/>
-      </w:pPr>
-      <w:r>
-        <w:t xml:space="preserve">7. Reproducing the lab</w:t>
+        <w:t xml:space="preserve">To see the pipeline fire, push any commit and open the Actions tab:</w:t>
       </w:r>
     </w:p>
     <w:p>
@@ -4161,43 +3316,7 @@
           <w:sz w:val="17"/>
           <w:szCs w:val="17"/>
         </w:rPr>
-        <w:t xml:space="preserve">git clone https://github.com/Arpan7125/Lab2_CI_Workflow.git</w:t>
-      </w:r>
-    </w:p>
-    <w:p>
-      <w:pPr>
-        <w:pBdr>
-          <w:left w:val="single" w:color="C9CED6" w:sz="12" w:space="6"/>
-        </w:pBdr>
-        <w:shd w:fill="F4F5F7" w:val="clear"/>
-        <w:spacing w:after="0" w:before="0" w:line="240"/>
-        <w:ind w:left="120" w:right="120"/>
-      </w:pPr>
-      <w:r>
-        <w:rPr>
-          <w:rFonts w:ascii="Consolas" w:cs="Consolas" w:eastAsia="Consolas" w:hAnsi="Consolas"/>
-          <w:sz w:val="17"/>
-          <w:szCs w:val="17"/>
-        </w:rPr>
-        <w:t xml:space="preserve">cd Lab2_CI_Workflow</w:t>
-      </w:r>
-    </w:p>
-    <w:p>
-      <w:pPr>
-        <w:pBdr>
-          <w:left w:val="single" w:color="C9CED6" w:sz="12" w:space="6"/>
-        </w:pBdr>
-        <w:shd w:fill="F4F5F7" w:val="clear"/>
-        <w:spacing w:after="0" w:before="0" w:line="240"/>
-        <w:ind w:left="120" w:right="120"/>
-      </w:pPr>
-      <w:r>
-        <w:rPr>
-          <w:rFonts w:ascii="Consolas" w:cs="Consolas" w:eastAsia="Consolas" w:hAnsi="Consolas"/>
-          <w:sz w:val="17"/>
-          <w:szCs w:val="17"/>
-        </w:rPr>
-        <w:t xml:space="preserve">npm install</w:t>
+        <w:t xml:space="preserve">git commit --allow-empty -m "Trigger CI"</w:t>
       </w:r>
     </w:p>
     <w:p>
@@ -4215,7 +3334,7 @@
           <w:sz w:val="17"/>
           <w:szCs w:val="17"/>
         </w:rPr>
-        <w:t xml:space="preserve">npm run lint &amp;&amp; npm test      # same checks the pipeline runs</w:t>
+        <w:t xml:space="preserve">git push</w:t>
       </w:r>
     </w:p>
     <w:p>
@@ -4228,78 +3347,16 @@
           <w:sz w:val="22"/>
           <w:szCs w:val="22"/>
         </w:rPr>
-        <w:t xml:space="preserve">To see the pipeline fire, make any commit and push it:</w:t>
-      </w:r>
-    </w:p>
-    <w:p>
-      <w:pPr>
-        <w:pBdr>
-          <w:left w:val="single" w:color="C9CED6" w:sz="12" w:space="6"/>
-        </w:pBdr>
-        <w:shd w:fill="F4F5F7" w:val="clear"/>
-        <w:spacing w:after="0" w:before="120" w:line="240"/>
-        <w:ind w:left="120" w:right="120"/>
-      </w:pPr>
-      <w:r>
-        <w:rPr>
-          <w:rFonts w:ascii="Consolas" w:cs="Consolas" w:eastAsia="Consolas" w:hAnsi="Consolas"/>
-          <w:sz w:val="17"/>
-          <w:szCs w:val="17"/>
-        </w:rPr>
-        <w:t xml:space="preserve">git commit --allow-empty -m "Trigger CI"</w:t>
-      </w:r>
-    </w:p>
-    <w:p>
-      <w:pPr>
-        <w:pBdr>
-          <w:left w:val="single" w:color="C9CED6" w:sz="12" w:space="6"/>
-        </w:pBdr>
-        <w:shd w:fill="F4F5F7" w:val="clear"/>
-        <w:spacing w:after="160" w:before="0" w:line="240"/>
-        <w:ind w:left="120" w:right="120"/>
-      </w:pPr>
-      <w:r>
-        <w:rPr>
-          <w:rFonts w:ascii="Consolas" w:cs="Consolas" w:eastAsia="Consolas" w:hAnsi="Consolas"/>
-          <w:sz w:val="17"/>
-          <w:szCs w:val="17"/>
-        </w:rPr>
-        <w:t xml:space="preserve">git push</w:t>
-      </w:r>
-    </w:p>
-    <w:p>
-      <w:pPr>
-        <w:spacing w:after="120" w:line="276"/>
-      </w:pPr>
-      <w:r>
-        <w:rPr>
-          <w:rFonts w:ascii="Calibri" w:cs="Calibri" w:eastAsia="Calibri" w:hAnsi="Calibri"/>
-          <w:sz w:val="22"/>
-          <w:szCs w:val="22"/>
-        </w:rPr>
-        <w:t xml:space="preserve">Then open the Actions tab of the repository.</w:t>
-      </w:r>
-    </w:p>
-    <w:p>
-      <w:pPr>
-        <w:spacing w:after="120" w:line="276"/>
-      </w:pPr>
-      <w:r>
-        <w:rPr>
-          <w:rFonts w:ascii="Calibri" w:cs="Calibri" w:eastAsia="Calibri" w:hAnsi="Calibri"/>
-          <w:sz w:val="22"/>
-          <w:szCs w:val="22"/>
-        </w:rPr>
-        <w:t xml:space="preserve">To verify the pipeline actually catches breakage, change add(a, b) in src/calculator.js to return a - b, commit, and push — the Run tests step fails and the run is marked red.</w:t>
+        <w:t xml:space="preserve">To prove it catches breakage, make add(a, b) return a - b and push — the Run tests step fails and the run turns red.</w:t>
       </w:r>
     </w:p>
     <w:p>
       <w:pPr>
         <w:pStyle w:val="Heading1"/>
-        <w:spacing w:after="160" w:before="360"/>
-      </w:pPr>
-      <w:r>
-        <w:t xml:space="preserve">8. Observations</w:t>
+        <w:spacing w:after="140" w:before="340"/>
+      </w:pPr>
+      <w:r>
+        <w:t xml:space="preserve">7. Notes</w:t>
       </w:r>
     </w:p>
     <w:p>
@@ -4317,7 +3374,7 @@
           <w:sz w:val="22"/>
           <w:szCs w:val="22"/>
         </w:rPr>
-        <w:t xml:space="preserve">Feedback is fast. A full run (two Node versions, install, lint, test) finished in 15–22 seconds, so a broken commit is reported almost immediately.</w:t>
+        <w:t xml:space="preserve">A full run takes 15–22 seconds, so feedback is near-immediate.</w:t>
       </w:r>
     </w:p>
     <w:p>
@@ -4335,7 +3392,7 @@
           <w:sz w:val="22"/>
           <w:szCs w:val="22"/>
         </w:rPr>
-        <w:t xml:space="preserve">Step ordering matters. Linting before testing means cheap failures surface first.</w:t>
+        <w:t xml:space="preserve">Linting before testing means the cheapest check fails first.</w:t>
       </w:r>
     </w:p>
     <w:p>
@@ -4353,7 +3410,7 @@
           <w:sz w:val="22"/>
           <w:szCs w:val="22"/>
         </w:rPr>
-        <w:t xml:space="preserve">Caching helps even at this scale. cache: "npm" in setup-node shaved roughly 30 % off the second run.</w:t>
+        <w:t xml:space="preserve">The npm cache in setup-node cut roughly 30 % off the second run.</w:t>
       </w:r>
     </w:p>
     <w:p>
@@ -4371,7 +3428,7 @@
           <w:sz w:val="22"/>
           <w:szCs w:val="22"/>
         </w:rPr>
-        <w:t xml:space="preserve">npm install vs npm ci. npm install is used here for simplicity; npm ci is stricter — it installs exactly what package-lock.json pins and fails if the lockfile is out of sync — and is the better choice for a real project.</w:t>
+        <w:t xml:space="preserve">npm ci would be stricter than npm install for a real project — it installs exactly what the lockfile pins.</w:t>
       </w:r>
     </w:p>
     <w:p>
@@ -4389,26 +3446,21 @@
           <w:sz w:val="22"/>
           <w:szCs w:val="22"/>
         </w:rPr>
-        <w:t xml:space="preserve">Annotations are warnings, not failures. actions/checkout@v4 and actions/setup-node@v4 target the deprecated Node.js 20 action runtime (GitHub now forces them onto Node.js 24), and the ubuntu-latest label is scheduled to migrate to Ubuntu 26. Neither fails the build, but both are a reminder that pinned versions age and floating labels drift.</w:t>
+        <w:t xml:space="preserve">The runs carry warning annotations (checkout@v4 / setup-node@v4 still target the deprecated Node.js 20 action runtime; ubuntu-latest will migrate to Ubuntu 26). They do not fail the build.</w:t>
       </w:r>
     </w:p>
     <w:p>
       <w:pPr>
         <w:pStyle w:val="Heading1"/>
-        <w:spacing w:after="160" w:before="360"/>
-      </w:pPr>
-      <w:r>
-        <w:t xml:space="preserve">9. Learning outcomes</w:t>
-      </w:r>
-    </w:p>
-    <w:p>
-      <w:pPr>
-        <w:pStyle w:val="ListParagraph"/>
-        <w:numPr>
-          <w:ilvl w:val="0"/>
-          <w:numId w:val="3"/>
-        </w:numPr>
-        <w:spacing w:after="80" w:line="276"/>
+        <w:spacing w:after="140" w:before="340"/>
+      </w:pPr>
+      <w:r>
+        <w:t xml:space="preserve">8. Conclusion</w:t>
+      </w:r>
+    </w:p>
+    <w:p>
+      <w:pPr>
+        <w:spacing w:after="120" w:line="276"/>
       </w:pPr>
       <w:r>
         <w:rPr>
@@ -4416,17 +3468,12 @@
           <w:sz w:val="22"/>
           <w:szCs w:val="22"/>
         </w:rPr>
-        <w:t xml:space="preserve">A CI pipeline is just a versioned file in the repository — the pipeline evolves with the code.</w:t>
-      </w:r>
-    </w:p>
-    <w:p>
-      <w:pPr>
-        <w:pStyle w:val="ListParagraph"/>
-        <w:numPr>
-          <w:ilvl w:val="0"/>
-          <w:numId w:val="3"/>
-        </w:numPr>
-        <w:spacing w:after="80" w:line="276"/>
+        <w:t xml:space="preserve">The pipeline lives in the repository as a single YAML file, runs on every commit, and reports pass or fail on GitHub — the foundation any larger CI/CD pipeline builds on.</w:t>
+      </w:r>
+    </w:p>
+    <w:p>
+      <w:pPr>
+        <w:spacing w:before="200"/>
       </w:pPr>
       <w:r>
         <w:rPr>
@@ -4434,399 +3481,9 @@
           <w:sz w:val="22"/>
           <w:szCs w:val="22"/>
         </w:rPr>
-        <w:t xml:space="preserve">Event triggers (push, pull_request) decide when automation runs; a matrix decides how many ways it runs.</w:t>
-      </w:r>
-    </w:p>
-    <w:p>
-      <w:pPr>
-        <w:pStyle w:val="ListParagraph"/>
-        <w:numPr>
-          <w:ilvl w:val="0"/>
-          <w:numId w:val="3"/>
-        </w:numPr>
-        <w:spacing w:after="80" w:line="276"/>
-      </w:pPr>
-      <w:r>
-        <w:rPr>
-          <w:rFonts w:ascii="Calibri" w:cs="Calibri" w:eastAsia="Calibri" w:hAnsi="Calibri"/>
-          <w:sz w:val="22"/>
-          <w:szCs w:val="22"/>
-        </w:rPr>
-        <w:t xml:space="preserve">Exit codes are the contract between a build step and the CI system.</w:t>
-      </w:r>
-    </w:p>
-    <w:p>
-      <w:pPr>
-        <w:pStyle w:val="ListParagraph"/>
-        <w:numPr>
-          <w:ilvl w:val="0"/>
-          <w:numId w:val="3"/>
-        </w:numPr>
-        <w:spacing w:after="80" w:line="276"/>
-      </w:pPr>
-      <w:r>
-        <w:rPr>
-          <w:rFonts w:ascii="Calibri" w:cs="Calibri" w:eastAsia="Calibri" w:hAnsi="Calibri"/>
-          <w:sz w:val="22"/>
-          <w:szCs w:val="22"/>
-        </w:rPr>
-        <w:t xml:space="preserve">Running the same commands locally and in CI is what makes the pipeline trustworthy.</w:t>
-      </w:r>
-    </w:p>
-    <w:p>
-      <w:pPr>
-        <w:pStyle w:val="Heading1"/>
-        <w:spacing w:after="160" w:before="360"/>
-      </w:pPr>
-      <w:r>
-        <w:t xml:space="preserve">Appendix A — Equivalent GitLab CI configuration</w:t>
-      </w:r>
-    </w:p>
-    <w:p>
-      <w:pPr>
-        <w:spacing w:after="120" w:line="276"/>
-      </w:pPr>
-      <w:r>
-        <w:rPr>
-          <w:rFonts w:ascii="Calibri" w:cs="Calibri" w:eastAsia="Calibri" w:hAnsi="Calibri"/>
-          <w:sz w:val="22"/>
-          <w:szCs w:val="22"/>
-        </w:rPr>
-        <w:t xml:space="preserve">For reference, the same pipeline expressed as .gitlab-ci.yml:</w:t>
-      </w:r>
-    </w:p>
-    <w:p>
-      <w:pPr>
-        <w:pBdr>
-          <w:left w:val="single" w:color="C9CED6" w:sz="12" w:space="6"/>
-        </w:pBdr>
-        <w:shd w:fill="F4F5F7" w:val="clear"/>
-        <w:spacing w:after="0" w:before="120" w:line="240"/>
-        <w:ind w:left="120" w:right="120"/>
-      </w:pPr>
-      <w:r>
-        <w:rPr>
-          <w:rFonts w:ascii="Consolas" w:cs="Consolas" w:eastAsia="Consolas" w:hAnsi="Consolas"/>
-          <w:sz w:val="17"/>
-          <w:szCs w:val="17"/>
-        </w:rPr>
-        <w:t xml:space="preserve">stages:</w:t>
-      </w:r>
-    </w:p>
-    <w:p>
-      <w:pPr>
-        <w:pBdr>
-          <w:left w:val="single" w:color="C9CED6" w:sz="12" w:space="6"/>
-        </w:pBdr>
-        <w:shd w:fill="F4F5F7" w:val="clear"/>
-        <w:spacing w:after="0" w:before="0" w:line="240"/>
-        <w:ind w:left="120" w:right="120"/>
-      </w:pPr>
-      <w:r>
-        <w:rPr>
-          <w:rFonts w:ascii="Consolas" w:cs="Consolas" w:eastAsia="Consolas" w:hAnsi="Consolas"/>
-          <w:sz w:val="17"/>
-          <w:szCs w:val="17"/>
-        </w:rPr>
-        <w:t xml:space="preserve">  - test</w:t>
-      </w:r>
-    </w:p>
-    <w:p>
-      <w:pPr>
-        <w:pBdr>
-          <w:left w:val="single" w:color="C9CED6" w:sz="12" w:space="6"/>
-        </w:pBdr>
-        <w:shd w:fill="F4F5F7" w:val="clear"/>
-        <w:spacing w:after="0" w:before="0" w:line="240"/>
-        <w:ind w:left="120" w:right="120"/>
-      </w:pPr>
-      <w:r>
-        <w:rPr>
-          <w:rFonts w:ascii="Consolas" w:cs="Consolas" w:eastAsia="Consolas" w:hAnsi="Consolas"/>
-          <w:sz w:val="17"/>
-          <w:szCs w:val="17"/>
-        </w:rPr>
-        <w:t xml:space="preserve"> </w:t>
-      </w:r>
-    </w:p>
-    <w:p>
-      <w:pPr>
-        <w:pBdr>
-          <w:left w:val="single" w:color="C9CED6" w:sz="12" w:space="6"/>
-        </w:pBdr>
-        <w:shd w:fill="F4F5F7" w:val="clear"/>
-        <w:spacing w:after="0" w:before="0" w:line="240"/>
-        <w:ind w:left="120" w:right="120"/>
-      </w:pPr>
-      <w:r>
-        <w:rPr>
-          <w:rFonts w:ascii="Consolas" w:cs="Consolas" w:eastAsia="Consolas" w:hAnsi="Consolas"/>
-          <w:sz w:val="17"/>
-          <w:szCs w:val="17"/>
-        </w:rPr>
-        <w:t xml:space="preserve">.node-template:</w:t>
-      </w:r>
-    </w:p>
-    <w:p>
-      <w:pPr>
-        <w:pBdr>
-          <w:left w:val="single" w:color="C9CED6" w:sz="12" w:space="6"/>
-        </w:pBdr>
-        <w:shd w:fill="F4F5F7" w:val="clear"/>
-        <w:spacing w:after="0" w:before="0" w:line="240"/>
-        <w:ind w:left="120" w:right="120"/>
-      </w:pPr>
-      <w:r>
-        <w:rPr>
-          <w:rFonts w:ascii="Consolas" w:cs="Consolas" w:eastAsia="Consolas" w:hAnsi="Consolas"/>
-          <w:sz w:val="17"/>
-          <w:szCs w:val="17"/>
-        </w:rPr>
-        <w:t xml:space="preserve">  stage: test</w:t>
-      </w:r>
-    </w:p>
-    <w:p>
-      <w:pPr>
-        <w:pBdr>
-          <w:left w:val="single" w:color="C9CED6" w:sz="12" w:space="6"/>
-        </w:pBdr>
-        <w:shd w:fill="F4F5F7" w:val="clear"/>
-        <w:spacing w:after="0" w:before="0" w:line="240"/>
-        <w:ind w:left="120" w:right="120"/>
-      </w:pPr>
-      <w:r>
-        <w:rPr>
-          <w:rFonts w:ascii="Consolas" w:cs="Consolas" w:eastAsia="Consolas" w:hAnsi="Consolas"/>
-          <w:sz w:val="17"/>
-          <w:szCs w:val="17"/>
-        </w:rPr>
-        <w:t xml:space="preserve">  script:</w:t>
-      </w:r>
-    </w:p>
-    <w:p>
-      <w:pPr>
-        <w:pBdr>
-          <w:left w:val="single" w:color="C9CED6" w:sz="12" w:space="6"/>
-        </w:pBdr>
-        <w:shd w:fill="F4F5F7" w:val="clear"/>
-        <w:spacing w:after="0" w:before="0" w:line="240"/>
-        <w:ind w:left="120" w:right="120"/>
-      </w:pPr>
-      <w:r>
-        <w:rPr>
-          <w:rFonts w:ascii="Consolas" w:cs="Consolas" w:eastAsia="Consolas" w:hAnsi="Consolas"/>
-          <w:sz w:val="17"/>
-          <w:szCs w:val="17"/>
-        </w:rPr>
-        <w:t xml:space="preserve">    - npm install</w:t>
-      </w:r>
-    </w:p>
-    <w:p>
-      <w:pPr>
-        <w:pBdr>
-          <w:left w:val="single" w:color="C9CED6" w:sz="12" w:space="6"/>
-        </w:pBdr>
-        <w:shd w:fill="F4F5F7" w:val="clear"/>
-        <w:spacing w:after="0" w:before="0" w:line="240"/>
-        <w:ind w:left="120" w:right="120"/>
-      </w:pPr>
-      <w:r>
-        <w:rPr>
-          <w:rFonts w:ascii="Consolas" w:cs="Consolas" w:eastAsia="Consolas" w:hAnsi="Consolas"/>
-          <w:sz w:val="17"/>
-          <w:szCs w:val="17"/>
-        </w:rPr>
-        <w:t xml:space="preserve">    - npm run lint</w:t>
-      </w:r>
-    </w:p>
-    <w:p>
-      <w:pPr>
-        <w:pBdr>
-          <w:left w:val="single" w:color="C9CED6" w:sz="12" w:space="6"/>
-        </w:pBdr>
-        <w:shd w:fill="F4F5F7" w:val="clear"/>
-        <w:spacing w:after="0" w:before="0" w:line="240"/>
-        <w:ind w:left="120" w:right="120"/>
-      </w:pPr>
-      <w:r>
-        <w:rPr>
-          <w:rFonts w:ascii="Consolas" w:cs="Consolas" w:eastAsia="Consolas" w:hAnsi="Consolas"/>
-          <w:sz w:val="17"/>
-          <w:szCs w:val="17"/>
-        </w:rPr>
-        <w:t xml:space="preserve">    - npm test</w:t>
-      </w:r>
-    </w:p>
-    <w:p>
-      <w:pPr>
-        <w:pBdr>
-          <w:left w:val="single" w:color="C9CED6" w:sz="12" w:space="6"/>
-        </w:pBdr>
-        <w:shd w:fill="F4F5F7" w:val="clear"/>
-        <w:spacing w:after="0" w:before="0" w:line="240"/>
-        <w:ind w:left="120" w:right="120"/>
-      </w:pPr>
-      <w:r>
-        <w:rPr>
-          <w:rFonts w:ascii="Consolas" w:cs="Consolas" w:eastAsia="Consolas" w:hAnsi="Consolas"/>
-          <w:sz w:val="17"/>
-          <w:szCs w:val="17"/>
-        </w:rPr>
-        <w:t xml:space="preserve"> </w:t>
-      </w:r>
-    </w:p>
-    <w:p>
-      <w:pPr>
-        <w:pBdr>
-          <w:left w:val="single" w:color="C9CED6" w:sz="12" w:space="6"/>
-        </w:pBdr>
-        <w:shd w:fill="F4F5F7" w:val="clear"/>
-        <w:spacing w:after="0" w:before="0" w:line="240"/>
-        <w:ind w:left="120" w:right="120"/>
-      </w:pPr>
-      <w:r>
-        <w:rPr>
-          <w:rFonts w:ascii="Consolas" w:cs="Consolas" w:eastAsia="Consolas" w:hAnsi="Consolas"/>
-          <w:sz w:val="17"/>
-          <w:szCs w:val="17"/>
-        </w:rPr>
-        <w:t xml:space="preserve">test:node18:</w:t>
-      </w:r>
-    </w:p>
-    <w:p>
-      <w:pPr>
-        <w:pBdr>
-          <w:left w:val="single" w:color="C9CED6" w:sz="12" w:space="6"/>
-        </w:pBdr>
-        <w:shd w:fill="F4F5F7" w:val="clear"/>
-        <w:spacing w:after="0" w:before="0" w:line="240"/>
-        <w:ind w:left="120" w:right="120"/>
-      </w:pPr>
-      <w:r>
-        <w:rPr>
-          <w:rFonts w:ascii="Consolas" w:cs="Consolas" w:eastAsia="Consolas" w:hAnsi="Consolas"/>
-          <w:sz w:val="17"/>
-          <w:szCs w:val="17"/>
-        </w:rPr>
-        <w:t xml:space="preserve">  extends: .node-template</w:t>
-      </w:r>
-    </w:p>
-    <w:p>
-      <w:pPr>
-        <w:pBdr>
-          <w:left w:val="single" w:color="C9CED6" w:sz="12" w:space="6"/>
-        </w:pBdr>
-        <w:shd w:fill="F4F5F7" w:val="clear"/>
-        <w:spacing w:after="0" w:before="0" w:line="240"/>
-        <w:ind w:left="120" w:right="120"/>
-      </w:pPr>
-      <w:r>
-        <w:rPr>
-          <w:rFonts w:ascii="Consolas" w:cs="Consolas" w:eastAsia="Consolas" w:hAnsi="Consolas"/>
-          <w:sz w:val="17"/>
-          <w:szCs w:val="17"/>
-        </w:rPr>
-        <w:t xml:space="preserve">  image: node:18</w:t>
-      </w:r>
-    </w:p>
-    <w:p>
-      <w:pPr>
-        <w:pBdr>
-          <w:left w:val="single" w:color="C9CED6" w:sz="12" w:space="6"/>
-        </w:pBdr>
-        <w:shd w:fill="F4F5F7" w:val="clear"/>
-        <w:spacing w:after="0" w:before="0" w:line="240"/>
-        <w:ind w:left="120" w:right="120"/>
-      </w:pPr>
-      <w:r>
-        <w:rPr>
-          <w:rFonts w:ascii="Consolas" w:cs="Consolas" w:eastAsia="Consolas" w:hAnsi="Consolas"/>
-          <w:sz w:val="17"/>
-          <w:szCs w:val="17"/>
-        </w:rPr>
-        <w:t xml:space="preserve"> </w:t>
-      </w:r>
-    </w:p>
-    <w:p>
-      <w:pPr>
-        <w:pBdr>
-          <w:left w:val="single" w:color="C9CED6" w:sz="12" w:space="6"/>
-        </w:pBdr>
-        <w:shd w:fill="F4F5F7" w:val="clear"/>
-        <w:spacing w:after="0" w:before="0" w:line="240"/>
-        <w:ind w:left="120" w:right="120"/>
-      </w:pPr>
-      <w:r>
-        <w:rPr>
-          <w:rFonts w:ascii="Consolas" w:cs="Consolas" w:eastAsia="Consolas" w:hAnsi="Consolas"/>
-          <w:sz w:val="17"/>
-          <w:szCs w:val="17"/>
-        </w:rPr>
-        <w:t xml:space="preserve">test:node20:</w:t>
-      </w:r>
-    </w:p>
-    <w:p>
-      <w:pPr>
-        <w:pBdr>
-          <w:left w:val="single" w:color="C9CED6" w:sz="12" w:space="6"/>
-        </w:pBdr>
-        <w:shd w:fill="F4F5F7" w:val="clear"/>
-        <w:spacing w:after="0" w:before="0" w:line="240"/>
-        <w:ind w:left="120" w:right="120"/>
-      </w:pPr>
-      <w:r>
-        <w:rPr>
-          <w:rFonts w:ascii="Consolas" w:cs="Consolas" w:eastAsia="Consolas" w:hAnsi="Consolas"/>
-          <w:sz w:val="17"/>
-          <w:szCs w:val="17"/>
-        </w:rPr>
-        <w:t xml:space="preserve">  extends: .node-template</w:t>
-      </w:r>
-    </w:p>
-    <w:p>
-      <w:pPr>
-        <w:pBdr>
-          <w:left w:val="single" w:color="C9CED6" w:sz="12" w:space="6"/>
-        </w:pBdr>
-        <w:shd w:fill="F4F5F7" w:val="clear"/>
-        <w:spacing w:after="160" w:before="0" w:line="240"/>
-        <w:ind w:left="120" w:right="120"/>
-      </w:pPr>
-      <w:r>
-        <w:rPr>
-          <w:rFonts w:ascii="Consolas" w:cs="Consolas" w:eastAsia="Consolas" w:hAnsi="Consolas"/>
-          <w:sz w:val="17"/>
-          <w:szCs w:val="17"/>
-        </w:rPr>
-        <w:t xml:space="preserve">  image: node:20</w:t>
-      </w:r>
-    </w:p>
-    <w:p>
-      <w:pPr>
-        <w:spacing w:after="120" w:line="276"/>
-      </w:pPr>
-      <w:r>
-        <w:rPr>
-          <w:rFonts w:ascii="Calibri" w:cs="Calibri" w:eastAsia="Calibri" w:hAnsi="Calibri"/>
-          <w:sz w:val="22"/>
-          <w:szCs w:val="22"/>
-        </w:rPr>
-        <w:t xml:space="preserve">GitLab CI runs on every pushed commit by default, so no explicit trigger block is needed; the equivalent of the Actions matrix is written out as two jobs sharing a template.</w:t>
-      </w:r>
-    </w:p>
-    <w:p>
-      <w:pPr>
-        <w:spacing w:before="240"/>
-      </w:pPr>
-      <w:r>
-        <w:rPr>
-          <w:rFonts w:ascii="Calibri" w:cs="Calibri" w:eastAsia="Calibri" w:hAnsi="Calibri"/>
-          <w:sz w:val="22"/>
-          <w:szCs w:val="22"/>
-        </w:rPr>
         <w:t xml:space="preserve">Repository: </w:t>
       </w:r>
-      <w:hyperlink w:history="1" r:id="rIdo1wut9ubgzy9lrs0c4blk">
+      <w:hyperlink w:history="1" r:id="rIdwaq3d_b_seu4fdesgqmh_">
         <w:r>
           <w:rPr>
             <w:rStyle w:val="Hyperlink"/>
@@ -5024,18 +3681,6 @@
       </w:pPr>
     </w:lvl>
   </w:abstractNum>
-  <w:abstractNum w:abstractNumId="3" w15:restartNumberingAfterBreak="0">
-    <w:multiLevelType w:val="hybridMultilevel"/>
-    <w:lvl w:ilvl="0" w15:tentative="1">
-      <w:start w:val="1"/>
-      <w:numFmt w:val="decimal"/>
-      <w:lvlText w:val="%1."/>
-      <w:lvlJc w:val="left"/>
-      <w:pPr>
-        <w:ind w:left="460" w:hanging="260"/>
-      </w:pPr>
-    </w:lvl>
-  </w:abstractNum>
   <w:num w:numId="1">
     <w:abstractNumId w:val="1"/>
     <w:lvlOverride w:ilvl="0">
@@ -5044,12 +3689,6 @@
   </w:num>
   <w:num w:numId="2">
     <w:abstractNumId w:val="2"/>
-    <w:lvlOverride w:ilvl="0">
-      <w:startOverride w:val="1"/>
-    </w:lvlOverride>
-  </w:num>
-  <w:num w:numId="3">
-    <w:abstractNumId w:val="3"/>
     <w:lvlOverride w:ilvl="0">
       <w:startOverride w:val="1"/>
     </w:lvlOverride>
@@ -5093,8 +3732,8 @@
       <w:b/>
       <w:bCs/>
       <w:color w:val="0B4F9E"/>
-      <w:sz w:val="32"/>
-      <w:szCs w:val="32"/>
+      <w:sz w:val="30"/>
+      <w:szCs w:val="30"/>
     </w:rPr>
   </w:style>
   <w:style w:type="paragraph" w:styleId="Heading2">
@@ -5103,12 +3742,9 @@
     <w:next w:val="Normal"/>
     <w:qFormat/>
     <w:rPr>
-      <w:rFonts w:ascii="Calibri" w:cs="Calibri" w:eastAsia="Calibri" w:hAnsi="Calibri"/>
-      <w:b/>
-      <w:bCs/>
-      <w:color w:val="24292F"/>
-      <w:sz w:val="25"/>
-      <w:szCs w:val="25"/>
+      <w:color w:val="2E74B5"/>
+      <w:sz w:val="26"/>
+      <w:szCs w:val="26"/>
     </w:rPr>
   </w:style>
   <w:style w:type="paragraph" w:styleId="Heading3">
